--- a/examples/demo_算法推荐短视频侵权/output/短视频侵权案件-类案检索报告-20260607.docx
+++ b/examples/demo_算法推荐短视频侵权/output/短视频侵权案件-类案检索报告-20260607.docx
@@ -71,7 +71,7 @@
           <w:sz w:val="21"/>
           <w:szCs w:val="21"/>
         </w:rPr>
-        <w:t xml:space="preserve">报告人：Master教授</w:t>
+        <w:t xml:space="preserve">报告人：（演示）</w:t>
       </w:r>
     </w:p>
     <w:p>
@@ -2784,7 +2784,7 @@
         </w:rPr>
         <w:t xml:space="preserve">（2021）示01民初0001号·北京互联网法院　北大法宝：</w:t>
       </w:r>
-      <w:hyperlink w:history="1" r:id="rIdromdwy8cmkrjg8p4xd4zb">
+      <w:hyperlink w:history="1" r:id="rIdbepm_4pcl5g8b6b4v0tsc">
         <w:r>
           <w:rPr>
             <w:rFonts w:ascii="Times New Roman" w:cs="Times New Roman" w:eastAsia="Times New Roman" w:hAnsi="Times New Roman"/>
@@ -2817,7 +2817,7 @@
         </w:rPr>
         <w:t xml:space="preserve">（2022）示01民初0042号·北京互联网法院　北大法宝：</w:t>
       </w:r>
-      <w:hyperlink w:history="1" r:id="rId8jpj2cis26wvu2cigpshr">
+      <w:hyperlink w:history="1" r:id="rId8pc_zmjsoj4rtaw3rm9iz">
         <w:r>
           <w:rPr>
             <w:rFonts w:ascii="Times New Roman" w:cs="Times New Roman" w:eastAsia="Times New Roman" w:hAnsi="Times New Roman"/>
@@ -2850,7 +2850,7 @@
         </w:rPr>
         <w:t xml:space="preserve">（2023）示73民初0256号·广州互联网法院　北大法宝：</w:t>
       </w:r>
-      <w:hyperlink w:history="1" r:id="rIdkamty4oacfdzeg9qrwktz">
+      <w:hyperlink w:history="1" r:id="rId4hqkwov6euq5rwqnnsoqr">
         <w:r>
           <w:rPr>
             <w:rFonts w:ascii="Times New Roman" w:cs="Times New Roman" w:eastAsia="Times New Roman" w:hAnsi="Times New Roman"/>
@@ -2883,7 +2883,7 @@
         </w:rPr>
         <w:t xml:space="preserve">（2024）示01民终0009号·北京知识产权法院　北大法宝：</w:t>
       </w:r>
-      <w:hyperlink w:history="1" r:id="rId4jancwljugdtbnbgqf6tu">
+      <w:hyperlink w:history="1" r:id="rIdlnxehkthm18fsx4oke3xc">
         <w:r>
           <w:rPr>
             <w:rFonts w:ascii="Times New Roman" w:cs="Times New Roman" w:eastAsia="Times New Roman" w:hAnsi="Times New Roman"/>
@@ -2916,7 +2916,7 @@
         </w:rPr>
         <w:t xml:space="preserve">（2023）示88民初0061号·杭州互联网法院　北大法宝：</w:t>
       </w:r>
-      <w:hyperlink w:history="1" r:id="rIdu-oj2pm1v2b9zwqgsnot9">
+      <w:hyperlink w:history="1" r:id="rIdwhvhti4t-bpiggdwgb1zb">
         <w:r>
           <w:rPr>
             <w:rFonts w:ascii="Times New Roman" w:cs="Times New Roman" w:eastAsia="Times New Roman" w:hAnsi="Times New Roman"/>
@@ -2949,7 +2949,7 @@
         </w:rPr>
         <w:t xml:space="preserve">（2022）示71民初0108号·上海市浦东新区人民法院　北大法宝：</w:t>
       </w:r>
-      <w:hyperlink w:history="1" r:id="rIdmfyielse3nkqw_hiojgyc">
+      <w:hyperlink w:history="1" r:id="rIda9a3vecbjt85j4xyqs8f3">
         <w:r>
           <w:rPr>
             <w:rFonts w:ascii="Times New Roman" w:cs="Times New Roman" w:eastAsia="Times New Roman" w:hAnsi="Times New Roman"/>

--- a/examples/demo_算法推荐短视频侵权/output/短视频侵权案件-类案检索报告-20260607.docx
+++ b/examples/demo_算法推荐短视频侵权/output/短视频侵权案件-类案检索报告-20260607.docx
@@ -44,7 +44,7 @@
         <w:pBdr>
           <w:top w:val="single" w:color="1F3864" w:sz="8" w:space="6"/>
         </w:pBdr>
-        <w:spacing w:after="480" w:before="120"/>
+        <w:spacing w:after="120" w:before="120"/>
         <w:jc w:val="center"/>
       </w:pPr>
       <w:r>
@@ -61,82 +61,8 @@
     </w:p>
     <w:p>
       <w:pPr>
-        <w:spacing w:after="60"/>
-        <w:jc w:val="center"/>
-      </w:pPr>
-      <w:r>
-        <w:rPr>
-          <w:rFonts w:ascii="宋体" w:cs="宋体" w:eastAsia="宋体" w:hAnsi="宋体"/>
-          <w:color w:val="333333"/>
-          <w:sz w:val="21"/>
-          <w:szCs w:val="21"/>
-        </w:rPr>
-        <w:t xml:space="preserve">报告人：（演示）</w:t>
-      </w:r>
-    </w:p>
-    <w:p>
-      <w:pPr>
-        <w:spacing w:after="60"/>
-        <w:jc w:val="center"/>
-      </w:pPr>
-      <w:r>
-        <w:rPr>
-          <w:rFonts w:ascii="宋体" w:cs="宋体" w:eastAsia="宋体" w:hAnsi="宋体"/>
-          <w:color w:val="333333"/>
-          <w:sz w:val="21"/>
-          <w:szCs w:val="21"/>
-        </w:rPr>
-        <w:t xml:space="preserve">报告日期：2026年6月8日</w:t>
-      </w:r>
-    </w:p>
-    <w:p>
-      <w:pPr>
-        <w:spacing w:after="60"/>
-        <w:jc w:val="center"/>
-      </w:pPr>
-      <w:r>
-        <w:rPr>
-          <w:rFonts w:ascii="宋体" w:cs="宋体" w:eastAsia="宋体" w:hAnsi="宋体"/>
-          <w:color w:val="333333"/>
-          <w:sz w:val="21"/>
-          <w:szCs w:val="21"/>
-        </w:rPr>
-        <w:t xml:space="preserve">检索地域：北京、上海、广东、浙江</w:t>
-      </w:r>
-    </w:p>
-    <w:p>
-      <w:pPr>
-        <w:spacing w:after="60"/>
-        <w:jc w:val="center"/>
-      </w:pPr>
-      <w:r>
-        <w:rPr>
-          <w:rFonts w:ascii="宋体" w:cs="宋体" w:eastAsia="宋体" w:hAnsi="宋体"/>
-          <w:color w:val="333333"/>
-          <w:sz w:val="21"/>
-          <w:szCs w:val="21"/>
-        </w:rPr>
-        <w:t xml:space="preserve">分析样本：普通案例 6 件（另权威案例 2 件入附录）</w:t>
-      </w:r>
-    </w:p>
-    <w:p>
-      <w:pPr>
-        <w:spacing w:after="60"/>
-        <w:jc w:val="center"/>
-      </w:pPr>
-      <w:r>
-        <w:rPr>
-          <w:rFonts w:ascii="宋体" w:cs="宋体" w:eastAsia="宋体" w:hAnsi="宋体"/>
-          <w:color w:val="333333"/>
-          <w:sz w:val="21"/>
-          <w:szCs w:val="21"/>
-        </w:rPr>
-        <w:t xml:space="preserve">数据性质：合成演示数据（虚构案号/当事人，详见 examples/DISCLAIMER.md）</w:t>
-      </w:r>
-    </w:p>
-    <w:p>
-      <w:pPr>
         <w:sectPr>
+          <w:footerReference w:type="default" r:id="rId7"/>
           <w:type w:val="nextPage"/>
           <w:pgSz w:w="11906" w:h="16838" w:orient="portrait"/>
           <w:pgMar w:top="1440" w:right="1800" w:bottom="1440" w:left="1800" w:header="708" w:footer="708" w:gutter="0"/>
@@ -406,179 +332,6 @@
             <wp:extent cx="5143500" cy="3543300"/>
             <wp:effectExtent t="0" r="0" b="0" l="0"/>
             <wp:docPr id="1" name="chart" descr="图 1　样本概览：法院层级、地域、年份与裁判结果分布（N=6）" title="图 1　样本概览：法院层级、地域、年份与裁判结果分布（N=6）"/>
-            <wp:cNvGraphicFramePr>
-              <a:graphicFrameLocks xmlns:a="http://schemas.openxmlformats.org/drawingml/2006/main" noChangeAspect="1"/>
-            </wp:cNvGraphicFramePr>
-            <a:graphic xmlns:a="http://schemas.openxmlformats.org/drawingml/2006/main">
-              <a:graphicData uri="http://schemas.openxmlformats.org/drawingml/2006/picture">
-                <pic:pic xmlns:pic="http://schemas.openxmlformats.org/drawingml/2006/picture">
-                  <pic:nvPicPr>
-                    <pic:cNvPr id="0" name="" descr=""/>
-                    <pic:cNvPicPr>
-                      <a:picLocks noChangeAspect="1" noChangeArrowheads="1"/>
-                    </pic:cNvPicPr>
-                  </pic:nvPicPr>
-                  <pic:blipFill>
-                    <a:blip r:embed="rId9" cstate="none"/>
-                    <a:srcRect/>
-                    <a:stretch>
-                      <a:fillRect/>
-                    </a:stretch>
-                  </pic:blipFill>
-                  <pic:spPr bwMode="auto">
-                    <a:xfrm>
-                      <a:off x="0" y="0"/>
-                      <a:ext cx="5143500" cy="3543300"/>
-                    </a:xfrm>
-                    <a:prstGeom prst="rect">
-                      <a:avLst/>
-                    </a:prstGeom>
-                  </pic:spPr>
-                </pic:pic>
-              </a:graphicData>
-            </a:graphic>
-          </wp:inline>
-        </w:drawing>
-      </w:r>
-    </w:p>
-    <w:p>
-      <w:pPr>
-        <w:spacing w:after="160" w:before="40"/>
-        <w:jc w:val="center"/>
-      </w:pPr>
-      <w:r>
-        <w:rPr>
-          <w:rFonts w:ascii="宋体" w:cs="宋体" w:eastAsia="宋体" w:hAnsi="宋体"/>
-          <w:color w:val="595959"/>
-          <w:sz w:val="18"/>
-          <w:szCs w:val="18"/>
-        </w:rPr>
-        <w:t xml:space="preserve">图 1　样本概览：法院层级、地域、年份与裁判结果分布（N=6）</w:t>
-      </w:r>
-    </w:p>
-    <w:p>
-      <w:pPr>
-        <w:pStyle w:val="Heading1"/>
-        <w:pBdr>
-          <w:bottom w:val="single" w:color="1F3864" w:sz="6" w:space="4"/>
-        </w:pBdr>
-        <w:spacing w:after="120" w:before="240"/>
-      </w:pPr>
-      <w:r>
-        <w:rPr>
-          <w:rFonts w:ascii="黑体" w:cs="黑体" w:eastAsia="黑体" w:hAnsi="黑体"/>
-          <w:b/>
-          <w:bCs/>
-          <w:color w:val="000000"/>
-          <w:sz w:val="32"/>
-          <w:szCs w:val="32"/>
-        </w:rPr>
-        <w:t xml:space="preserve">一、研究范围与方法</w:t>
-      </w:r>
-    </w:p>
-    <w:p>
-      <w:pPr>
-        <w:pStyle w:val="Heading2"/>
-        <w:spacing w:after="120" w:before="240"/>
-      </w:pPr>
-      <w:r>
-        <w:rPr>
-          <w:rFonts w:ascii="黑体" w:cs="黑体" w:eastAsia="黑体" w:hAnsi="黑体"/>
-          <w:b/>
-          <w:bCs/>
-          <w:color w:val="000000"/>
-          <w:sz w:val="28"/>
-          <w:szCs w:val="28"/>
-        </w:rPr>
-        <w:t xml:space="preserve">（一）研究对象与检索范围</w:t>
-      </w:r>
-    </w:p>
-    <w:p>
-      <w:pPr>
-        <w:spacing w:after="80" w:line="360"/>
-        <w:ind w:firstLine="480"/>
-        <w:jc w:val="both"/>
-      </w:pPr>
-      <w:r>
-        <w:rPr>
-          <w:rFonts w:ascii="宋体" w:cs="宋体" w:eastAsia="宋体" w:hAnsi="宋体"/>
-          <w:b w:val="false"/>
-          <w:bCs w:val="false"/>
-          <w:i w:val="false"/>
-          <w:iCs w:val="false"/>
-          <w:sz w:val="24"/>
-          <w:szCs w:val="24"/>
-        </w:rPr>
-        <w:t xml:space="preserve">本研究案由为"侵害作品信息网络传播权纠纷"，基准案情为短视频平台经算法推荐机制传播用户上传的未经授权影视切条、权利人通知后平台处置不足。检索地域覆盖北京、上海、广东、浙江，文书类型限于判决书。经去重与相关度筛查，纳入分析的普通案例 6 件，另有公报、指导案例 2 件列入附录权威案例索引。</w:t>
-      </w:r>
-    </w:p>
-    <w:p>
-      <w:pPr>
-        <w:pStyle w:val="Heading2"/>
-        <w:spacing w:after="120" w:before="240"/>
-      </w:pPr>
-      <w:r>
-        <w:rPr>
-          <w:rFonts w:ascii="黑体" w:cs="黑体" w:eastAsia="黑体" w:hAnsi="黑体"/>
-          <w:b/>
-          <w:bCs/>
-          <w:color w:val="000000"/>
-          <w:sz w:val="28"/>
-          <w:szCs w:val="28"/>
-        </w:rPr>
-        <w:t xml:space="preserve">（二）方法与局限</w:t>
-      </w:r>
-    </w:p>
-    <w:p>
-      <w:pPr>
-        <w:spacing w:after="80" w:line="360"/>
-        <w:ind w:firstLine="480"/>
-        <w:jc w:val="both"/>
-      </w:pPr>
-      <w:r>
-        <w:rPr>
-          <w:rFonts w:ascii="宋体" w:cs="宋体" w:eastAsia="宋体" w:hAnsi="宋体"/>
-          <w:b w:val="false"/>
-          <w:bCs w:val="false"/>
-          <w:i w:val="false"/>
-          <w:iCs w:val="false"/>
-          <w:sz w:val="24"/>
-          <w:szCs w:val="24"/>
-        </w:rPr>
-        <w:t xml:space="preserve">本报告的实质说理基于裁判文书全文重构，量化部分仅作描述性呈现。两点局限须先予说明：其一，样本量有限（N=6），各具体争点项下判决数为个位数，故下文数据仅示裁判取向，不作占比定论或显著性推断；其二，各地域、各审级分组样本悬殊（北京 3 件、其余各 1 件；一审 5 件、二审 1 件），本报告不进行地域或审级裁判倾向的统计比较，仅在确有个案差异处一句话点出。</w:t>
-      </w:r>
-    </w:p>
-    <w:p>
-      <w:pPr>
-        <w:pStyle w:val="Heading1"/>
-        <w:pBdr>
-          <w:bottom w:val="single" w:color="1F3864" w:sz="6" w:space="4"/>
-        </w:pBdr>
-        <w:spacing w:after="120" w:before="240"/>
-      </w:pPr>
-      <w:r>
-        <w:rPr>
-          <w:rFonts w:ascii="黑体" w:cs="黑体" w:eastAsia="黑体" w:hAnsi="黑体"/>
-          <w:b/>
-          <w:bCs/>
-          <w:color w:val="000000"/>
-          <w:sz w:val="32"/>
-          <w:szCs w:val="32"/>
-        </w:rPr>
-        <w:t xml:space="preserve">二、裁判规则全景</w:t>
-      </w:r>
-    </w:p>
-    <w:p>
-      <w:pPr>
-        <w:spacing w:before="120"/>
-        <w:jc w:val="center"/>
-      </w:pPr>
-      <w:r>
-        <w:drawing>
-          <wp:inline distT="0" distB="0" distL="0" distR="0">
-            <wp:extent cx="5143500" cy="3057525"/>
-            <wp:effectExtent t="0" r="0" b="0" l="0"/>
-            <wp:docPr id="1" name="chart" descr="图 2　各争议焦点在样本中的出现频次" title="图 2　各争议焦点在样本中的出现频次"/>
             <wp:cNvGraphicFramePr>
               <a:graphicFrameLocks xmlns:a="http://schemas.openxmlformats.org/drawingml/2006/main" noChangeAspect="1"/>
             </wp:cNvGraphicFramePr>
@@ -601,6 +354,179 @@
                   <pic:spPr bwMode="auto">
                     <a:xfrm>
                       <a:off x="0" y="0"/>
+                      <a:ext cx="5143500" cy="3543300"/>
+                    </a:xfrm>
+                    <a:prstGeom prst="rect">
+                      <a:avLst/>
+                    </a:prstGeom>
+                  </pic:spPr>
+                </pic:pic>
+              </a:graphicData>
+            </a:graphic>
+          </wp:inline>
+        </w:drawing>
+      </w:r>
+    </w:p>
+    <w:p>
+      <w:pPr>
+        <w:spacing w:after="160" w:before="40"/>
+        <w:jc w:val="center"/>
+      </w:pPr>
+      <w:r>
+        <w:rPr>
+          <w:rFonts w:ascii="宋体" w:cs="宋体" w:eastAsia="宋体" w:hAnsi="宋体"/>
+          <w:color w:val="595959"/>
+          <w:sz w:val="18"/>
+          <w:szCs w:val="18"/>
+        </w:rPr>
+        <w:t xml:space="preserve">图 1　样本概览：法院层级、地域、年份与裁判结果分布（N=6）</w:t>
+      </w:r>
+    </w:p>
+    <w:p>
+      <w:pPr>
+        <w:pStyle w:val="Heading1"/>
+        <w:pBdr>
+          <w:bottom w:val="single" w:color="1F3864" w:sz="6" w:space="4"/>
+        </w:pBdr>
+        <w:spacing w:after="120" w:before="240"/>
+      </w:pPr>
+      <w:r>
+        <w:rPr>
+          <w:rFonts w:ascii="黑体" w:cs="黑体" w:eastAsia="黑体" w:hAnsi="黑体"/>
+          <w:b/>
+          <w:bCs/>
+          <w:color w:val="000000"/>
+          <w:sz w:val="32"/>
+          <w:szCs w:val="32"/>
+        </w:rPr>
+        <w:t xml:space="preserve">一、研究范围与方法</w:t>
+      </w:r>
+    </w:p>
+    <w:p>
+      <w:pPr>
+        <w:pStyle w:val="Heading2"/>
+        <w:spacing w:after="120" w:before="240"/>
+      </w:pPr>
+      <w:r>
+        <w:rPr>
+          <w:rFonts w:ascii="黑体" w:cs="黑体" w:eastAsia="黑体" w:hAnsi="黑体"/>
+          <w:b/>
+          <w:bCs/>
+          <w:color w:val="000000"/>
+          <w:sz w:val="28"/>
+          <w:szCs w:val="28"/>
+        </w:rPr>
+        <w:t xml:space="preserve">（一）研究对象与检索范围</w:t>
+      </w:r>
+    </w:p>
+    <w:p>
+      <w:pPr>
+        <w:spacing w:after="80" w:line="360"/>
+        <w:ind w:firstLine="480"/>
+        <w:jc w:val="both"/>
+      </w:pPr>
+      <w:r>
+        <w:rPr>
+          <w:rFonts w:ascii="宋体" w:cs="宋体" w:eastAsia="宋体" w:hAnsi="宋体"/>
+          <w:b w:val="false"/>
+          <w:bCs w:val="false"/>
+          <w:i w:val="false"/>
+          <w:iCs w:val="false"/>
+          <w:sz w:val="24"/>
+          <w:szCs w:val="24"/>
+        </w:rPr>
+        <w:t xml:space="preserve">本研究案由为"侵害作品信息网络传播权纠纷"，基准案情为短视频平台经算法推荐机制传播用户上传的未经授权影视切条、权利人通知后平台处置不足。检索地域覆盖北京、上海、广东、浙江，文书类型限于判决书。经去重与相关度筛查，纳入分析的普通案例 6 件，另有公报、指导案例 2 件列入附录权威案例索引。</w:t>
+      </w:r>
+    </w:p>
+    <w:p>
+      <w:pPr>
+        <w:pStyle w:val="Heading2"/>
+        <w:spacing w:after="120" w:before="240"/>
+      </w:pPr>
+      <w:r>
+        <w:rPr>
+          <w:rFonts w:ascii="黑体" w:cs="黑体" w:eastAsia="黑体" w:hAnsi="黑体"/>
+          <w:b/>
+          <w:bCs/>
+          <w:color w:val="000000"/>
+          <w:sz w:val="28"/>
+          <w:szCs w:val="28"/>
+        </w:rPr>
+        <w:t xml:space="preserve">（二）方法与局限</w:t>
+      </w:r>
+    </w:p>
+    <w:p>
+      <w:pPr>
+        <w:spacing w:after="80" w:line="360"/>
+        <w:ind w:firstLine="480"/>
+        <w:jc w:val="both"/>
+      </w:pPr>
+      <w:r>
+        <w:rPr>
+          <w:rFonts w:ascii="宋体" w:cs="宋体" w:eastAsia="宋体" w:hAnsi="宋体"/>
+          <w:b w:val="false"/>
+          <w:bCs w:val="false"/>
+          <w:i w:val="false"/>
+          <w:iCs w:val="false"/>
+          <w:sz w:val="24"/>
+          <w:szCs w:val="24"/>
+        </w:rPr>
+        <w:t xml:space="preserve">本报告的实质说理基于裁判文书全文重构，量化部分仅作描述性呈现。两点局限须先予说明：其一，样本量有限（N=6），各具体争点项下判决数为个位数，故下文数据仅示裁判取向，不作占比定论或显著性推断；其二，各地域、各审级分组样本悬殊（北京 3 件、其余各 1 件；一审 5 件、二审 1 件），本报告不进行地域或审级裁判倾向的统计比较，仅在确有个案差异处一句话点出。</w:t>
+      </w:r>
+    </w:p>
+    <w:p>
+      <w:pPr>
+        <w:pStyle w:val="Heading1"/>
+        <w:pBdr>
+          <w:bottom w:val="single" w:color="1F3864" w:sz="6" w:space="4"/>
+        </w:pBdr>
+        <w:spacing w:after="120" w:before="240"/>
+      </w:pPr>
+      <w:r>
+        <w:rPr>
+          <w:rFonts w:ascii="黑体" w:cs="黑体" w:eastAsia="黑体" w:hAnsi="黑体"/>
+          <w:b/>
+          <w:bCs/>
+          <w:color w:val="000000"/>
+          <w:sz w:val="32"/>
+          <w:szCs w:val="32"/>
+        </w:rPr>
+        <w:t xml:space="preserve">二、裁判规则全景</w:t>
+      </w:r>
+    </w:p>
+    <w:p>
+      <w:pPr>
+        <w:spacing w:before="120"/>
+        <w:jc w:val="center"/>
+      </w:pPr>
+      <w:r>
+        <w:drawing>
+          <wp:inline distT="0" distB="0" distL="0" distR="0">
+            <wp:extent cx="5143500" cy="3057525"/>
+            <wp:effectExtent t="0" r="0" b="0" l="0"/>
+            <wp:docPr id="1" name="chart" descr="图 2　各争议焦点在样本中的出现频次" title="图 2　各争议焦点在样本中的出现频次"/>
+            <wp:cNvGraphicFramePr>
+              <a:graphicFrameLocks xmlns:a="http://schemas.openxmlformats.org/drawingml/2006/main" noChangeAspect="1"/>
+            </wp:cNvGraphicFramePr>
+            <a:graphic xmlns:a="http://schemas.openxmlformats.org/drawingml/2006/main">
+              <a:graphicData uri="http://schemas.openxmlformats.org/drawingml/2006/picture">
+                <pic:pic xmlns:pic="http://schemas.openxmlformats.org/drawingml/2006/picture">
+                  <pic:nvPicPr>
+                    <pic:cNvPr id="0" name="" descr=""/>
+                    <pic:cNvPicPr>
+                      <a:picLocks noChangeAspect="1" noChangeArrowheads="1"/>
+                    </pic:cNvPicPr>
+                  </pic:nvPicPr>
+                  <pic:blipFill>
+                    <a:blip r:embed="rId11" cstate="none"/>
+                    <a:srcRect/>
+                    <a:stretch>
+                      <a:fillRect/>
+                    </a:stretch>
+                  </pic:blipFill>
+                  <pic:spPr bwMode="auto">
+                    <a:xfrm>
+                      <a:off x="0" y="0"/>
                       <a:ext cx="5143500" cy="3057525"/>
                     </a:xfrm>
                     <a:prstGeom prst="rect">
@@ -1302,10 +1228,10 @@
         <w:tblLayout w:type="fixed"/>
       </w:tblPr>
       <w:tblGrid>
-        <w:gridCol w:w="1495"/>
-        <w:gridCol w:w="2270"/>
-        <w:gridCol w:w="2270"/>
-        <w:gridCol w:w="2271"/>
+        <w:gridCol w:w="1012"/>
+        <w:gridCol w:w="2431"/>
+        <w:gridCol w:w="2431"/>
+        <w:gridCol w:w="2432"/>
       </w:tblGrid>
       <w:tr>
         <w:trPr>
@@ -1313,7 +1239,7 @@
         </w:trPr>
         <w:tc>
           <w:tcPr>
-            <w:tcW w:type="dxa" w:w="1495"/>
+            <w:tcW w:type="dxa" w:w="1012"/>
             <w:tcBorders>
               <w:top w:val="single" w:color="C9C9C9" w:sz="2"/>
               <w:left w:val="single" w:color="C9C9C9" w:sz="2"/>
@@ -1348,7 +1274,7 @@
         </w:tc>
         <w:tc>
           <w:tcPr>
-            <w:tcW w:type="dxa" w:w="2270"/>
+            <w:tcW w:type="dxa" w:w="2431"/>
             <w:tcBorders>
               <w:top w:val="single" w:color="C9C9C9" w:sz="2"/>
               <w:left w:val="single" w:color="C9C9C9" w:sz="2"/>
@@ -1383,7 +1309,7 @@
         </w:tc>
         <w:tc>
           <w:tcPr>
-            <w:tcW w:type="dxa" w:w="2270"/>
+            <w:tcW w:type="dxa" w:w="2431"/>
             <w:tcBorders>
               <w:top w:val="single" w:color="C9C9C9" w:sz="2"/>
               <w:left w:val="single" w:color="C9C9C9" w:sz="2"/>
@@ -1418,7 +1344,7 @@
         </w:tc>
         <w:tc>
           <w:tcPr>
-            <w:tcW w:type="dxa" w:w="2271"/>
+            <w:tcW w:type="dxa" w:w="2432"/>
             <w:tcBorders>
               <w:top w:val="single" w:color="C9C9C9" w:sz="2"/>
               <w:left w:val="single" w:color="C9C9C9" w:sz="2"/>
@@ -1455,7 +1381,7 @@
       <w:tr>
         <w:tc>
           <w:tcPr>
-            <w:tcW w:type="dxa" w:w="1495"/>
+            <w:tcW w:type="dxa" w:w="1012"/>
             <w:tcBorders>
               <w:top w:val="single" w:color="C9C9C9" w:sz="2"/>
               <w:left w:val="single" w:color="C9C9C9" w:sz="2"/>
@@ -1490,7 +1416,7 @@
         </w:tc>
         <w:tc>
           <w:tcPr>
-            <w:tcW w:type="dxa" w:w="2270"/>
+            <w:tcW w:type="dxa" w:w="2431"/>
             <w:tcBorders>
               <w:top w:val="single" w:color="C9C9C9" w:sz="2"/>
               <w:left w:val="single" w:color="C9C9C9" w:sz="2"/>
@@ -1525,7 +1451,7 @@
         </w:tc>
         <w:tc>
           <w:tcPr>
-            <w:tcW w:type="dxa" w:w="2270"/>
+            <w:tcW w:type="dxa" w:w="2431"/>
             <w:tcBorders>
               <w:top w:val="single" w:color="C9C9C9" w:sz="2"/>
               <w:left w:val="single" w:color="C9C9C9" w:sz="2"/>
@@ -1560,7 +1486,7 @@
         </w:tc>
         <w:tc>
           <w:tcPr>
-            <w:tcW w:type="dxa" w:w="2271"/>
+            <w:tcW w:type="dxa" w:w="2432"/>
             <w:tcBorders>
               <w:top w:val="single" w:color="C9C9C9" w:sz="2"/>
               <w:left w:val="single" w:color="C9C9C9" w:sz="2"/>
@@ -1597,7 +1523,7 @@
       <w:tr>
         <w:tc>
           <w:tcPr>
-            <w:tcW w:type="dxa" w:w="1495"/>
+            <w:tcW w:type="dxa" w:w="1012"/>
             <w:tcBorders>
               <w:top w:val="single" w:color="C9C9C9" w:sz="2"/>
               <w:left w:val="single" w:color="C9C9C9" w:sz="2"/>
@@ -1631,7 +1557,7 @@
         </w:tc>
         <w:tc>
           <w:tcPr>
-            <w:tcW w:type="dxa" w:w="2270"/>
+            <w:tcW w:type="dxa" w:w="2431"/>
             <w:tcBorders>
               <w:top w:val="single" w:color="C9C9C9" w:sz="2"/>
               <w:left w:val="single" w:color="C9C9C9" w:sz="2"/>
@@ -1665,7 +1591,7 @@
         </w:tc>
         <w:tc>
           <w:tcPr>
-            <w:tcW w:type="dxa" w:w="2270"/>
+            <w:tcW w:type="dxa" w:w="2431"/>
             <w:tcBorders>
               <w:top w:val="single" w:color="C9C9C9" w:sz="2"/>
               <w:left w:val="single" w:color="C9C9C9" w:sz="2"/>
@@ -1699,7 +1625,7 @@
         </w:tc>
         <w:tc>
           <w:tcPr>
-            <w:tcW w:type="dxa" w:w="2271"/>
+            <w:tcW w:type="dxa" w:w="2432"/>
             <w:tcBorders>
               <w:top w:val="single" w:color="C9C9C9" w:sz="2"/>
               <w:left w:val="single" w:color="C9C9C9" w:sz="2"/>
@@ -1735,7 +1661,7 @@
       <w:tr>
         <w:tc>
           <w:tcPr>
-            <w:tcW w:type="dxa" w:w="1495"/>
+            <w:tcW w:type="dxa" w:w="1012"/>
             <w:tcBorders>
               <w:top w:val="single" w:color="C9C9C9" w:sz="2"/>
               <w:left w:val="single" w:color="C9C9C9" w:sz="2"/>
@@ -1770,7 +1696,7 @@
         </w:tc>
         <w:tc>
           <w:tcPr>
-            <w:tcW w:type="dxa" w:w="2270"/>
+            <w:tcW w:type="dxa" w:w="2431"/>
             <w:tcBorders>
               <w:top w:val="single" w:color="C9C9C9" w:sz="2"/>
               <w:left w:val="single" w:color="C9C9C9" w:sz="2"/>
@@ -1805,7 +1731,7 @@
         </w:tc>
         <w:tc>
           <w:tcPr>
-            <w:tcW w:type="dxa" w:w="2270"/>
+            <w:tcW w:type="dxa" w:w="2431"/>
             <w:tcBorders>
               <w:top w:val="single" w:color="C9C9C9" w:sz="2"/>
               <w:left w:val="single" w:color="C9C9C9" w:sz="2"/>
@@ -1840,7 +1766,7 @@
         </w:tc>
         <w:tc>
           <w:tcPr>
-            <w:tcW w:type="dxa" w:w="2271"/>
+            <w:tcW w:type="dxa" w:w="2432"/>
             <w:tcBorders>
               <w:top w:val="single" w:color="C9C9C9" w:sz="2"/>
               <w:left w:val="single" w:color="C9C9C9" w:sz="2"/>
@@ -1935,7 +1861,7 @@
                     </pic:cNvPicPr>
                   </pic:nvPicPr>
                   <pic:blipFill>
-                    <a:blip r:embed="rId11" cstate="none"/>
+                    <a:blip r:embed="rId12" cstate="none"/>
                     <a:srcRect/>
                     <a:stretch>
                       <a:fillRect/>
@@ -2149,10 +2075,10 @@
         <w:tblLayout w:type="fixed"/>
       </w:tblPr>
       <w:tblGrid>
-        <w:gridCol w:w="620"/>
-        <w:gridCol w:w="2562"/>
-        <w:gridCol w:w="2562"/>
-        <w:gridCol w:w="2562"/>
+        <w:gridCol w:w="560"/>
+        <w:gridCol w:w="4271"/>
+        <w:gridCol w:w="2610"/>
+        <w:gridCol w:w="865"/>
       </w:tblGrid>
       <w:tr>
         <w:trPr>
@@ -2160,7 +2086,7 @@
         </w:trPr>
         <w:tc>
           <w:tcPr>
-            <w:tcW w:type="dxa" w:w="620"/>
+            <w:tcW w:type="dxa" w:w="560"/>
             <w:tcBorders>
               <w:top w:val="single" w:color="C9C9C9" w:sz="2"/>
               <w:left w:val="single" w:color="C9C9C9" w:sz="2"/>
@@ -2195,7 +2121,7 @@
         </w:tc>
         <w:tc>
           <w:tcPr>
-            <w:tcW w:type="dxa" w:w="2562"/>
+            <w:tcW w:type="dxa" w:w="4271"/>
             <w:tcBorders>
               <w:top w:val="single" w:color="C9C9C9" w:sz="2"/>
               <w:left w:val="single" w:color="C9C9C9" w:sz="2"/>
@@ -2230,7 +2156,7 @@
         </w:tc>
         <w:tc>
           <w:tcPr>
-            <w:tcW w:type="dxa" w:w="2562"/>
+            <w:tcW w:type="dxa" w:w="2610"/>
             <w:tcBorders>
               <w:top w:val="single" w:color="C9C9C9" w:sz="2"/>
               <w:left w:val="single" w:color="C9C9C9" w:sz="2"/>
@@ -2265,7 +2191,7 @@
         </w:tc>
         <w:tc>
           <w:tcPr>
-            <w:tcW w:type="dxa" w:w="2562"/>
+            <w:tcW w:type="dxa" w:w="865"/>
             <w:tcBorders>
               <w:top w:val="single" w:color="C9C9C9" w:sz="2"/>
               <w:left w:val="single" w:color="C9C9C9" w:sz="2"/>
@@ -2302,7 +2228,7 @@
       <w:tr>
         <w:tc>
           <w:tcPr>
-            <w:tcW w:type="dxa" w:w="620"/>
+            <w:tcW w:type="dxa" w:w="560"/>
             <w:tcBorders>
               <w:top w:val="single" w:color="C9C9C9" w:sz="2"/>
               <w:left w:val="single" w:color="C9C9C9" w:sz="2"/>
@@ -2337,7 +2263,7 @@
         </w:tc>
         <w:tc>
           <w:tcPr>
-            <w:tcW w:type="dxa" w:w="2562"/>
+            <w:tcW w:type="dxa" w:w="4271"/>
             <w:tcBorders>
               <w:top w:val="single" w:color="C9C9C9" w:sz="2"/>
               <w:left w:val="single" w:color="C9C9C9" w:sz="2"/>
@@ -2372,7 +2298,7 @@
         </w:tc>
         <w:tc>
           <w:tcPr>
-            <w:tcW w:type="dxa" w:w="2562"/>
+            <w:tcW w:type="dxa" w:w="2610"/>
             <w:tcBorders>
               <w:top w:val="single" w:color="C9C9C9" w:sz="2"/>
               <w:left w:val="single" w:color="C9C9C9" w:sz="2"/>
@@ -2407,7 +2333,7 @@
         </w:tc>
         <w:tc>
           <w:tcPr>
-            <w:tcW w:type="dxa" w:w="2562"/>
+            <w:tcW w:type="dxa" w:w="865"/>
             <w:tcBorders>
               <w:top w:val="single" w:color="C9C9C9" w:sz="2"/>
               <w:left w:val="single" w:color="C9C9C9" w:sz="2"/>
@@ -2444,7 +2370,7 @@
       <w:tr>
         <w:tc>
           <w:tcPr>
-            <w:tcW w:type="dxa" w:w="620"/>
+            <w:tcW w:type="dxa" w:w="560"/>
             <w:tcBorders>
               <w:top w:val="single" w:color="C9C9C9" w:sz="2"/>
               <w:left w:val="single" w:color="C9C9C9" w:sz="2"/>
@@ -2478,7 +2404,7 @@
         </w:tc>
         <w:tc>
           <w:tcPr>
-            <w:tcW w:type="dxa" w:w="2562"/>
+            <w:tcW w:type="dxa" w:w="4271"/>
             <w:tcBorders>
               <w:top w:val="single" w:color="C9C9C9" w:sz="2"/>
               <w:left w:val="single" w:color="C9C9C9" w:sz="2"/>
@@ -2512,7 +2438,7 @@
         </w:tc>
         <w:tc>
           <w:tcPr>
-            <w:tcW w:type="dxa" w:w="2562"/>
+            <w:tcW w:type="dxa" w:w="2610"/>
             <w:tcBorders>
               <w:top w:val="single" w:color="C9C9C9" w:sz="2"/>
               <w:left w:val="single" w:color="C9C9C9" w:sz="2"/>
@@ -2546,7 +2472,7 @@
         </w:tc>
         <w:tc>
           <w:tcPr>
-            <w:tcW w:type="dxa" w:w="2562"/>
+            <w:tcW w:type="dxa" w:w="865"/>
             <w:tcBorders>
               <w:top w:val="single" w:color="C9C9C9" w:sz="2"/>
               <w:left w:val="single" w:color="C9C9C9" w:sz="2"/>
@@ -2617,8 +2543,8 @@
       </w:r>
     </w:p>
     <w:sectPr>
-      <w:headerReference w:type="default" r:id="rId7"/>
-      <w:footerReference w:type="default" r:id="rId8"/>
+      <w:headerReference w:type="default" r:id="rId8"/>
+      <w:footerReference w:type="default" r:id="rId9"/>
       <w:type w:val="nextPage"/>
       <w:pgSz w:w="11906" w:h="16838" w:orient="portrait"/>
       <w:pgMar w:top="1440" w:right="1800" w:bottom="1440" w:left="1800" w:header="708" w:footer="708" w:gutter="0"/>
@@ -2671,6 +2597,86 @@
 </file>
 
 <file path=word/footer1.xml><?xml version="1.0" encoding="utf-8"?>
+<w:ftr xmlns:wpc="http://schemas.microsoft.com/office/word/2010/wordprocessingCanvas" xmlns:mc="http://schemas.openxmlformats.org/markup-compatibility/2006" xmlns:o="urn:schemas-microsoft-com:office:office" xmlns:r="http://schemas.openxmlformats.org/officeDocument/2006/relationships" xmlns:m="http://schemas.openxmlformats.org/officeDocument/2006/math" xmlns:v="urn:schemas-microsoft-com:vml" xmlns:wp14="http://schemas.microsoft.com/office/word/2010/wordprocessingDrawing" xmlns:wp="http://schemas.openxmlformats.org/drawingml/2006/wordprocessingDrawing" xmlns:w10="urn:schemas-microsoft-com:office:word" xmlns:w="http://schemas.openxmlformats.org/wordprocessingml/2006/main" xmlns:w14="http://schemas.microsoft.com/office/word/2010/wordml" xmlns:w15="http://schemas.microsoft.com/office/word/2012/wordml" xmlns:wpg="http://schemas.microsoft.com/office/word/2010/wordprocessingGroup" xmlns:wpi="http://schemas.microsoft.com/office/word/2010/wordprocessingInk" xmlns:wne="http://schemas.microsoft.com/office/word/2006/wordml" xmlns:wps="http://schemas.microsoft.com/office/word/2010/wordprocessingShape">
+  <w:p>
+    <w:pPr>
+      <w:spacing w:after="60"/>
+      <w:jc w:val="center"/>
+    </w:pPr>
+    <w:r>
+      <w:rPr>
+        <w:rFonts w:ascii="宋体" w:cs="宋体" w:eastAsia="宋体" w:hAnsi="宋体"/>
+        <w:color w:val="333333"/>
+        <w:sz w:val="21"/>
+        <w:szCs w:val="21"/>
+      </w:rPr>
+      <w:t xml:space="preserve">报告人：（演示）</w:t>
+    </w:r>
+  </w:p>
+  <w:p>
+    <w:pPr>
+      <w:spacing w:after="60"/>
+      <w:jc w:val="center"/>
+    </w:pPr>
+    <w:r>
+      <w:rPr>
+        <w:rFonts w:ascii="宋体" w:cs="宋体" w:eastAsia="宋体" w:hAnsi="宋体"/>
+        <w:color w:val="333333"/>
+        <w:sz w:val="21"/>
+        <w:szCs w:val="21"/>
+      </w:rPr>
+      <w:t xml:space="preserve">报告日期：2026年6月8日</w:t>
+    </w:r>
+  </w:p>
+  <w:p>
+    <w:pPr>
+      <w:spacing w:after="60"/>
+      <w:jc w:val="center"/>
+    </w:pPr>
+    <w:r>
+      <w:rPr>
+        <w:rFonts w:ascii="宋体" w:cs="宋体" w:eastAsia="宋体" w:hAnsi="宋体"/>
+        <w:color w:val="333333"/>
+        <w:sz w:val="21"/>
+        <w:szCs w:val="21"/>
+      </w:rPr>
+      <w:t xml:space="preserve">检索地域：北京、上海、广东、浙江</w:t>
+    </w:r>
+  </w:p>
+  <w:p>
+    <w:pPr>
+      <w:spacing w:after="60"/>
+      <w:jc w:val="center"/>
+    </w:pPr>
+    <w:r>
+      <w:rPr>
+        <w:rFonts w:ascii="宋体" w:cs="宋体" w:eastAsia="宋体" w:hAnsi="宋体"/>
+        <w:color w:val="333333"/>
+        <w:sz w:val="21"/>
+        <w:szCs w:val="21"/>
+      </w:rPr>
+      <w:t xml:space="preserve">分析样本：普通案例 6 件（另权威案例 2 件入附录）</w:t>
+    </w:r>
+  </w:p>
+  <w:p>
+    <w:pPr>
+      <w:spacing w:after="60"/>
+      <w:jc w:val="center"/>
+    </w:pPr>
+    <w:r>
+      <w:rPr>
+        <w:rFonts w:ascii="宋体" w:cs="宋体" w:eastAsia="宋体" w:hAnsi="宋体"/>
+        <w:color w:val="333333"/>
+        <w:sz w:val="21"/>
+        <w:szCs w:val="21"/>
+      </w:rPr>
+      <w:t xml:space="preserve">数据性质：合成演示数据（虚构案号/当事人，详见 examples/DISCLAIMER.md）</w:t>
+    </w:r>
+  </w:p>
+</w:ftr>
+</file>
+
+<file path=word/footer2.xml><?xml version="1.0" encoding="utf-8"?>
 <w:ftr xmlns:wpc="http://schemas.microsoft.com/office/word/2010/wordprocessingCanvas" xmlns:mc="http://schemas.openxmlformats.org/markup-compatibility/2006" xmlns:o="urn:schemas-microsoft-com:office:office" xmlns:r="http://schemas.openxmlformats.org/officeDocument/2006/relationships" xmlns:m="http://schemas.openxmlformats.org/officeDocument/2006/math" xmlns:v="urn:schemas-microsoft-com:vml" xmlns:wp14="http://schemas.microsoft.com/office/word/2010/wordprocessingDrawing" xmlns:wp="http://schemas.openxmlformats.org/drawingml/2006/wordprocessingDrawing" xmlns:w10="urn:schemas-microsoft-com:office:word" xmlns:w="http://schemas.openxmlformats.org/wordprocessingml/2006/main" xmlns:w14="http://schemas.microsoft.com/office/word/2010/wordml" xmlns:w15="http://schemas.microsoft.com/office/word/2012/wordml" xmlns:wpg="http://schemas.microsoft.com/office/word/2010/wordprocessingGroup" xmlns:wpi="http://schemas.microsoft.com/office/word/2010/wordprocessingInk" xmlns:wne="http://schemas.microsoft.com/office/word/2006/wordml" xmlns:wps="http://schemas.microsoft.com/office/word/2010/wordprocessingShape">
   <w:p>
     <w:pPr>
@@ -2784,7 +2790,7 @@
         </w:rPr>
         <w:t xml:space="preserve">（2021）示01民初0001号·北京互联网法院　北大法宝：</w:t>
       </w:r>
-      <w:hyperlink w:history="1" r:id="rIdbepm_4pcl5g8b6b4v0tsc">
+      <w:hyperlink w:history="1" r:id="rIdorzxr6f87d9ku86nimp0f">
         <w:r>
           <w:rPr>
             <w:rFonts w:ascii="Times New Roman" w:cs="Times New Roman" w:eastAsia="Times New Roman" w:hAnsi="Times New Roman"/>
@@ -2817,7 +2823,7 @@
         </w:rPr>
         <w:t xml:space="preserve">（2022）示01民初0042号·北京互联网法院　北大法宝：</w:t>
       </w:r>
-      <w:hyperlink w:history="1" r:id="rId8pc_zmjsoj4rtaw3rm9iz">
+      <w:hyperlink w:history="1" r:id="rIdmgt_b7dcifmhvdgy40x9k">
         <w:r>
           <w:rPr>
             <w:rFonts w:ascii="Times New Roman" w:cs="Times New Roman" w:eastAsia="Times New Roman" w:hAnsi="Times New Roman"/>
@@ -2850,7 +2856,7 @@
         </w:rPr>
         <w:t xml:space="preserve">（2023）示73民初0256号·广州互联网法院　北大法宝：</w:t>
       </w:r>
-      <w:hyperlink w:history="1" r:id="rId4hqkwov6euq5rwqnnsoqr">
+      <w:hyperlink w:history="1" r:id="rIdu_psaaodbckj-5lodb4go">
         <w:r>
           <w:rPr>
             <w:rFonts w:ascii="Times New Roman" w:cs="Times New Roman" w:eastAsia="Times New Roman" w:hAnsi="Times New Roman"/>
@@ -2883,7 +2889,7 @@
         </w:rPr>
         <w:t xml:space="preserve">（2024）示01民终0009号·北京知识产权法院　北大法宝：</w:t>
       </w:r>
-      <w:hyperlink w:history="1" r:id="rIdlnxehkthm18fsx4oke3xc">
+      <w:hyperlink w:history="1" r:id="rId0mxc7dnqrn37o-lqe3_8s">
         <w:r>
           <w:rPr>
             <w:rFonts w:ascii="Times New Roman" w:cs="Times New Roman" w:eastAsia="Times New Roman" w:hAnsi="Times New Roman"/>
@@ -2916,7 +2922,7 @@
         </w:rPr>
         <w:t xml:space="preserve">（2023）示88民初0061号·杭州互联网法院　北大法宝：</w:t>
       </w:r>
-      <w:hyperlink w:history="1" r:id="rIdwhvhti4t-bpiggdwgb1zb">
+      <w:hyperlink w:history="1" r:id="rIdoys_etnkrgna_nc92q4r9">
         <w:r>
           <w:rPr>
             <w:rFonts w:ascii="Times New Roman" w:cs="Times New Roman" w:eastAsia="Times New Roman" w:hAnsi="Times New Roman"/>
@@ -2949,7 +2955,7 @@
         </w:rPr>
         <w:t xml:space="preserve">（2022）示71民初0108号·上海市浦东新区人民法院　北大法宝：</w:t>
       </w:r>
-      <w:hyperlink w:history="1" r:id="rIda9a3vecbjt85j4xyqs8f3">
+      <w:hyperlink w:history="1" r:id="rIdn5bo7knelj-nuwlknzo6l">
         <w:r>
           <w:rPr>
             <w:rFonts w:ascii="Times New Roman" w:cs="Times New Roman" w:eastAsia="Times New Roman" w:hAnsi="Times New Roman"/>

--- a/examples/demo_算法推荐短视频侵权/output/短视频侵权案件-类案检索报告-20260607.docx
+++ b/examples/demo_算法推荐短视频侵权/output/短视频侵权案件-类案检索报告-20260607.docx
@@ -12,7 +12,7 @@
       </w:pPr>
       <w:r>
         <w:rPr>
-          <w:rFonts w:ascii="黑体" w:cs="黑体" w:eastAsia="黑体" w:hAnsi="黑体"/>
+          <w:rFonts w:ascii="Times New Roman" w:eastAsia="黑体" w:hAnsi="Times New Roman"/>
           <w:b/>
           <w:bCs/>
           <w:color w:val="1F3864"/>
@@ -29,7 +29,7 @@
       </w:pPr>
       <w:r>
         <w:rPr>
-          <w:rFonts w:ascii="黑体" w:cs="黑体" w:eastAsia="黑体" w:hAnsi="黑体"/>
+          <w:rFonts w:ascii="Times New Roman" w:eastAsia="黑体" w:hAnsi="Times New Roman"/>
           <w:b/>
           <w:bCs/>
           <w:color w:val="1F1F1F"/>
@@ -49,7 +49,7 @@
       </w:pPr>
       <w:r>
         <w:rPr>
-          <w:rFonts w:ascii="黑体" w:cs="黑体" w:eastAsia="黑体" w:hAnsi="黑体"/>
+          <w:rFonts w:ascii="Times New Roman" w:eastAsia="黑体" w:hAnsi="Times New Roman"/>
           <w:b/>
           <w:bCs/>
           <w:color w:val="1F3864"/>
@@ -79,7 +79,7 @@
       </w:pPr>
       <w:r>
         <w:rPr>
-          <w:rFonts w:ascii="黑体" w:cs="黑体" w:eastAsia="黑体" w:hAnsi="黑体"/>
+          <w:rFonts w:ascii="Times New Roman" w:eastAsia="黑体" w:hAnsi="Times New Roman"/>
           <w:b/>
           <w:bCs/>
           <w:sz w:val="32"/>
@@ -122,7 +122,7 @@
       </w:pPr>
       <w:r>
         <w:rPr>
-          <w:rFonts w:ascii="黑体" w:cs="黑体" w:eastAsia="黑体" w:hAnsi="黑体"/>
+          <w:rFonts w:ascii="Times New Roman" w:eastAsia="黑体" w:hAnsi="Times New Roman"/>
           <w:b/>
           <w:bCs/>
           <w:color w:val="000000"/>
@@ -140,7 +140,7 @@
       </w:pPr>
       <w:r>
         <w:rPr>
-          <w:rFonts w:ascii="宋体" w:cs="宋体" w:eastAsia="宋体" w:hAnsi="宋体"/>
+          <w:rFonts w:ascii="Times New Roman" w:eastAsia="宋体" w:hAnsi="Times New Roman"/>
           <w:b w:val="false"/>
           <w:bCs w:val="false"/>
           <w:i w:val="false"/>
@@ -162,7 +162,7 @@
       </w:pPr>
       <w:r>
         <w:rPr>
-          <w:rFonts w:ascii="宋体" w:cs="宋体" w:eastAsia="宋体" w:hAnsi="宋体"/>
+          <w:rFonts w:ascii="Times New Roman" w:eastAsia="宋体" w:hAnsi="Times New Roman"/>
           <w:b/>
           <w:bCs/>
           <w:i w:val="false"/>
@@ -174,7 +174,7 @@
       </w:r>
       <w:r>
         <w:rPr>
-          <w:rFonts w:ascii="宋体" w:cs="宋体" w:eastAsia="宋体" w:hAnsi="宋体"/>
+          <w:rFonts w:ascii="Times New Roman" w:eastAsia="宋体" w:hAnsi="Times New Roman"/>
           <w:b w:val="false"/>
           <w:bCs w:val="false"/>
           <w:i w:val="false"/>
@@ -196,7 +196,7 @@
       </w:pPr>
       <w:r>
         <w:rPr>
-          <w:rFonts w:ascii="宋体" w:cs="宋体" w:eastAsia="宋体" w:hAnsi="宋体"/>
+          <w:rFonts w:ascii="Times New Roman" w:eastAsia="宋体" w:hAnsi="Times New Roman"/>
           <w:b/>
           <w:bCs/>
           <w:i w:val="false"/>
@@ -208,7 +208,7 @@
       </w:r>
       <w:r>
         <w:rPr>
-          <w:rFonts w:ascii="宋体" w:cs="宋体" w:eastAsia="宋体" w:hAnsi="宋体"/>
+          <w:rFonts w:ascii="Times New Roman" w:eastAsia="宋体" w:hAnsi="Times New Roman"/>
           <w:b w:val="false"/>
           <w:bCs w:val="false"/>
           <w:i w:val="false"/>
@@ -230,7 +230,7 @@
       </w:pPr>
       <w:r>
         <w:rPr>
-          <w:rFonts w:ascii="宋体" w:cs="宋体" w:eastAsia="宋体" w:hAnsi="宋体"/>
+          <w:rFonts w:ascii="Times New Roman" w:eastAsia="宋体" w:hAnsi="Times New Roman"/>
           <w:b/>
           <w:bCs/>
           <w:i w:val="false"/>
@@ -242,7 +242,7 @@
       </w:r>
       <w:r>
         <w:rPr>
-          <w:rFonts w:ascii="宋体" w:cs="宋体" w:eastAsia="宋体" w:hAnsi="宋体"/>
+          <w:rFonts w:ascii="Times New Roman" w:eastAsia="宋体" w:hAnsi="Times New Roman"/>
           <w:b w:val="false"/>
           <w:bCs w:val="false"/>
           <w:i w:val="false"/>
@@ -264,7 +264,7 @@
       </w:pPr>
       <w:r>
         <w:rPr>
-          <w:rFonts w:ascii="宋体" w:cs="宋体" w:eastAsia="宋体" w:hAnsi="宋体"/>
+          <w:rFonts w:ascii="Times New Roman" w:eastAsia="宋体" w:hAnsi="Times New Roman"/>
           <w:b/>
           <w:bCs/>
           <w:i w:val="false"/>
@@ -276,7 +276,7 @@
       </w:r>
       <w:r>
         <w:rPr>
-          <w:rFonts w:ascii="宋体" w:cs="宋体" w:eastAsia="宋体" w:hAnsi="宋体"/>
+          <w:rFonts w:ascii="Times New Roman" w:eastAsia="宋体" w:hAnsi="Times New Roman"/>
           <w:b w:val="false"/>
           <w:bCs w:val="false"/>
           <w:i w:val="false"/>
@@ -298,7 +298,7 @@
       </w:pPr>
       <w:r>
         <w:rPr>
-          <w:rFonts w:ascii="宋体" w:cs="宋体" w:eastAsia="宋体" w:hAnsi="宋体"/>
+          <w:rFonts w:ascii="Times New Roman" w:eastAsia="宋体" w:hAnsi="Times New Roman"/>
           <w:b/>
           <w:bCs/>
           <w:i w:val="false"/>
@@ -310,7 +310,7 @@
       </w:r>
       <w:r>
         <w:rPr>
-          <w:rFonts w:ascii="宋体" w:cs="宋体" w:eastAsia="宋体" w:hAnsi="宋体"/>
+          <w:rFonts w:ascii="Times New Roman" w:eastAsia="宋体" w:hAnsi="Times New Roman"/>
           <w:b w:val="false"/>
           <w:bCs w:val="false"/>
           <w:i w:val="false"/>
@@ -374,7 +374,7 @@
       </w:pPr>
       <w:r>
         <w:rPr>
-          <w:rFonts w:ascii="宋体" w:cs="宋体" w:eastAsia="宋体" w:hAnsi="宋体"/>
+          <w:rFonts w:ascii="Times New Roman" w:eastAsia="宋体" w:hAnsi="Times New Roman"/>
           <w:color w:val="595959"/>
           <w:sz w:val="18"/>
           <w:szCs w:val="18"/>
@@ -392,7 +392,7 @@
       </w:pPr>
       <w:r>
         <w:rPr>
-          <w:rFonts w:ascii="黑体" w:cs="黑体" w:eastAsia="黑体" w:hAnsi="黑体"/>
+          <w:rFonts w:ascii="Times New Roman" w:eastAsia="黑体" w:hAnsi="Times New Roman"/>
           <w:b/>
           <w:bCs/>
           <w:color w:val="000000"/>
@@ -409,7 +409,7 @@
       </w:pPr>
       <w:r>
         <w:rPr>
-          <w:rFonts w:ascii="黑体" w:cs="黑体" w:eastAsia="黑体" w:hAnsi="黑体"/>
+          <w:rFonts w:ascii="Times New Roman" w:eastAsia="黑体" w:hAnsi="Times New Roman"/>
           <w:b/>
           <w:bCs/>
           <w:color w:val="000000"/>
@@ -427,7 +427,7 @@
       </w:pPr>
       <w:r>
         <w:rPr>
-          <w:rFonts w:ascii="宋体" w:cs="宋体" w:eastAsia="宋体" w:hAnsi="宋体"/>
+          <w:rFonts w:ascii="Times New Roman" w:eastAsia="宋体" w:hAnsi="Times New Roman"/>
           <w:b w:val="false"/>
           <w:bCs w:val="false"/>
           <w:i w:val="false"/>
@@ -445,7 +445,7 @@
       </w:pPr>
       <w:r>
         <w:rPr>
-          <w:rFonts w:ascii="黑体" w:cs="黑体" w:eastAsia="黑体" w:hAnsi="黑体"/>
+          <w:rFonts w:ascii="Times New Roman" w:eastAsia="黑体" w:hAnsi="Times New Roman"/>
           <w:b/>
           <w:bCs/>
           <w:color w:val="000000"/>
@@ -463,7 +463,7 @@
       </w:pPr>
       <w:r>
         <w:rPr>
-          <w:rFonts w:ascii="宋体" w:cs="宋体" w:eastAsia="宋体" w:hAnsi="宋体"/>
+          <w:rFonts w:ascii="Times New Roman" w:eastAsia="宋体" w:hAnsi="Times New Roman"/>
           <w:b w:val="false"/>
           <w:bCs w:val="false"/>
           <w:i w:val="false"/>
@@ -484,7 +484,7 @@
       </w:pPr>
       <w:r>
         <w:rPr>
-          <w:rFonts w:ascii="黑体" w:cs="黑体" w:eastAsia="黑体" w:hAnsi="黑体"/>
+          <w:rFonts w:ascii="Times New Roman" w:eastAsia="黑体" w:hAnsi="Times New Roman"/>
           <w:b/>
           <w:bCs/>
           <w:color w:val="000000"/>
@@ -547,7 +547,7 @@
       </w:pPr>
       <w:r>
         <w:rPr>
-          <w:rFonts w:ascii="宋体" w:cs="宋体" w:eastAsia="宋体" w:hAnsi="宋体"/>
+          <w:rFonts w:ascii="Times New Roman" w:eastAsia="宋体" w:hAnsi="Times New Roman"/>
           <w:color w:val="595959"/>
           <w:sz w:val="18"/>
           <w:szCs w:val="18"/>
@@ -562,7 +562,7 @@
       </w:pPr>
       <w:r>
         <w:rPr>
-          <w:rFonts w:ascii="黑体" w:cs="黑体" w:eastAsia="黑体" w:hAnsi="黑体"/>
+          <w:rFonts w:ascii="Times New Roman" w:eastAsia="黑体" w:hAnsi="Times New Roman"/>
           <w:b/>
           <w:bCs/>
           <w:color w:val="000000"/>
@@ -580,7 +580,7 @@
       </w:pPr>
       <w:r>
         <w:rPr>
-          <w:rFonts w:ascii="宋体" w:cs="宋体" w:eastAsia="宋体" w:hAnsi="宋体"/>
+          <w:rFonts w:ascii="Times New Roman" w:eastAsia="宋体" w:hAnsi="Times New Roman"/>
           <w:b/>
           <w:bCs/>
           <w:i w:val="false"/>
@@ -592,7 +592,7 @@
       </w:r>
       <w:r>
         <w:rPr>
-          <w:rFonts w:ascii="宋体" w:cs="宋体" w:eastAsia="宋体" w:hAnsi="宋体"/>
+          <w:rFonts w:ascii="Times New Roman" w:eastAsia="宋体" w:hAnsi="Times New Roman"/>
           <w:b w:val="false"/>
           <w:bCs w:val="false"/>
           <w:i w:val="false"/>
@@ -611,7 +611,7 @@
       </w:pPr>
       <w:r>
         <w:rPr>
-          <w:rFonts w:ascii="宋体" w:cs="宋体" w:eastAsia="宋体" w:hAnsi="宋体"/>
+          <w:rFonts w:ascii="Times New Roman" w:eastAsia="宋体" w:hAnsi="Times New Roman"/>
           <w:b/>
           <w:bCs/>
           <w:i w:val="false"/>
@@ -623,7 +623,7 @@
       </w:r>
       <w:r>
         <w:rPr>
-          <w:rFonts w:ascii="宋体" w:cs="宋体" w:eastAsia="宋体" w:hAnsi="宋体"/>
+          <w:rFonts w:ascii="Times New Roman" w:eastAsia="宋体" w:hAnsi="Times New Roman"/>
           <w:b w:val="false"/>
           <w:bCs w:val="false"/>
           <w:i w:val="false"/>
@@ -635,7 +635,7 @@
       </w:r>
       <w:r>
         <w:rPr>
-          <w:rFonts w:ascii="宋体" w:cs="宋体" w:eastAsia="宋体" w:hAnsi="宋体"/>
+          <w:rFonts w:ascii="Times New Roman" w:eastAsia="宋体" w:hAnsi="Times New Roman"/>
           <w:b w:val="false"/>
           <w:bCs w:val="false"/>
           <w:i w:val="false"/>
@@ -653,7 +653,7 @@
       </w:r>
       <w:r>
         <w:rPr>
-          <w:rFonts w:ascii="宋体" w:cs="宋体" w:eastAsia="宋体" w:hAnsi="宋体"/>
+          <w:rFonts w:ascii="Times New Roman" w:eastAsia="宋体" w:hAnsi="Times New Roman"/>
           <w:b w:val="false"/>
           <w:bCs w:val="false"/>
           <w:i w:val="false"/>
@@ -665,7 +665,7 @@
       </w:r>
       <w:r>
         <w:rPr>
-          <w:rFonts w:ascii="宋体" w:cs="宋体" w:eastAsia="宋体" w:hAnsi="宋体"/>
+          <w:rFonts w:ascii="Times New Roman" w:eastAsia="宋体" w:hAnsi="Times New Roman"/>
           <w:b w:val="false"/>
           <w:bCs w:val="false"/>
           <w:i w:val="false"/>
@@ -683,7 +683,7 @@
       </w:r>
       <w:r>
         <w:rPr>
-          <w:rFonts w:ascii="宋体" w:cs="宋体" w:eastAsia="宋体" w:hAnsi="宋体"/>
+          <w:rFonts w:ascii="Times New Roman" w:eastAsia="宋体" w:hAnsi="Times New Roman"/>
           <w:b w:val="false"/>
           <w:bCs w:val="false"/>
           <w:i w:val="false"/>
@@ -702,7 +702,7 @@
       </w:pPr>
       <w:r>
         <w:rPr>
-          <w:rFonts w:ascii="宋体" w:cs="宋体" w:eastAsia="宋体" w:hAnsi="宋体"/>
+          <w:rFonts w:ascii="Times New Roman" w:eastAsia="宋体" w:hAnsi="Times New Roman"/>
           <w:b/>
           <w:bCs/>
           <w:i w:val="false"/>
@@ -714,7 +714,7 @@
       </w:r>
       <w:r>
         <w:rPr>
-          <w:rFonts w:ascii="宋体" w:cs="宋体" w:eastAsia="宋体" w:hAnsi="宋体"/>
+          <w:rFonts w:ascii="Times New Roman" w:eastAsia="宋体" w:hAnsi="Times New Roman"/>
           <w:b w:val="false"/>
           <w:bCs w:val="false"/>
           <w:i w:val="false"/>
@@ -726,7 +726,7 @@
       </w:r>
       <w:r>
         <w:rPr>
-          <w:rFonts w:ascii="宋体" w:cs="宋体" w:eastAsia="宋体" w:hAnsi="宋体"/>
+          <w:rFonts w:ascii="Times New Roman" w:eastAsia="宋体" w:hAnsi="Times New Roman"/>
           <w:b w:val="false"/>
           <w:bCs w:val="false"/>
           <w:i w:val="false"/>
@@ -744,7 +744,7 @@
       </w:r>
       <w:r>
         <w:rPr>
-          <w:rFonts w:ascii="宋体" w:cs="宋体" w:eastAsia="宋体" w:hAnsi="宋体"/>
+          <w:rFonts w:ascii="Times New Roman" w:eastAsia="宋体" w:hAnsi="Times New Roman"/>
           <w:b w:val="false"/>
           <w:bCs w:val="false"/>
           <w:i w:val="false"/>
@@ -763,7 +763,7 @@
       </w:pPr>
       <w:r>
         <w:rPr>
-          <w:rFonts w:ascii="宋体" w:cs="宋体" w:eastAsia="宋体" w:hAnsi="宋体"/>
+          <w:rFonts w:ascii="Times New Roman" w:eastAsia="宋体" w:hAnsi="Times New Roman"/>
           <w:b/>
           <w:bCs/>
           <w:i w:val="false"/>
@@ -775,7 +775,7 @@
       </w:r>
       <w:r>
         <w:rPr>
-          <w:rFonts w:ascii="宋体" w:cs="宋体" w:eastAsia="宋体" w:hAnsi="宋体"/>
+          <w:rFonts w:ascii="Times New Roman" w:eastAsia="宋体" w:hAnsi="Times New Roman"/>
           <w:b w:val="false"/>
           <w:bCs w:val="false"/>
           <w:i w:val="false"/>
@@ -793,7 +793,7 @@
       </w:pPr>
       <w:r>
         <w:rPr>
-          <w:rFonts w:ascii="黑体" w:cs="黑体" w:eastAsia="黑体" w:hAnsi="黑体"/>
+          <w:rFonts w:ascii="Times New Roman" w:eastAsia="黑体" w:hAnsi="Times New Roman"/>
           <w:b/>
           <w:bCs/>
           <w:color w:val="000000"/>
@@ -811,7 +811,7 @@
       </w:pPr>
       <w:r>
         <w:rPr>
-          <w:rFonts w:ascii="宋体" w:cs="宋体" w:eastAsia="宋体" w:hAnsi="宋体"/>
+          <w:rFonts w:ascii="Times New Roman" w:eastAsia="宋体" w:hAnsi="Times New Roman"/>
           <w:b/>
           <w:bCs/>
           <w:i w:val="false"/>
@@ -823,7 +823,7 @@
       </w:r>
       <w:r>
         <w:rPr>
-          <w:rFonts w:ascii="宋体" w:cs="宋体" w:eastAsia="宋体" w:hAnsi="宋体"/>
+          <w:rFonts w:ascii="Times New Roman" w:eastAsia="宋体" w:hAnsi="Times New Roman"/>
           <w:b w:val="false"/>
           <w:bCs w:val="false"/>
           <w:i w:val="false"/>
@@ -842,7 +842,7 @@
       </w:pPr>
       <w:r>
         <w:rPr>
-          <w:rFonts w:ascii="宋体" w:cs="宋体" w:eastAsia="宋体" w:hAnsi="宋体"/>
+          <w:rFonts w:ascii="Times New Roman" w:eastAsia="宋体" w:hAnsi="Times New Roman"/>
           <w:b/>
           <w:bCs/>
           <w:i w:val="false"/>
@@ -854,7 +854,7 @@
       </w:r>
       <w:r>
         <w:rPr>
-          <w:rFonts w:ascii="宋体" w:cs="宋体" w:eastAsia="宋体" w:hAnsi="宋体"/>
+          <w:rFonts w:ascii="Times New Roman" w:eastAsia="宋体" w:hAnsi="Times New Roman"/>
           <w:b w:val="false"/>
           <w:bCs w:val="false"/>
           <w:i w:val="false"/>
@@ -866,7 +866,7 @@
       </w:r>
       <w:r>
         <w:rPr>
-          <w:rFonts w:ascii="宋体" w:cs="宋体" w:eastAsia="宋体" w:hAnsi="宋体"/>
+          <w:rFonts w:ascii="Times New Roman" w:eastAsia="宋体" w:hAnsi="Times New Roman"/>
           <w:b w:val="false"/>
           <w:bCs w:val="false"/>
           <w:i w:val="false"/>
@@ -884,7 +884,7 @@
       </w:r>
       <w:r>
         <w:rPr>
-          <w:rFonts w:ascii="宋体" w:cs="宋体" w:eastAsia="宋体" w:hAnsi="宋体"/>
+          <w:rFonts w:ascii="Times New Roman" w:eastAsia="宋体" w:hAnsi="Times New Roman"/>
           <w:b w:val="false"/>
           <w:bCs w:val="false"/>
           <w:i w:val="false"/>
@@ -896,7 +896,7 @@
       </w:r>
       <w:r>
         <w:rPr>
-          <w:rFonts w:ascii="宋体" w:cs="宋体" w:eastAsia="宋体" w:hAnsi="宋体"/>
+          <w:rFonts w:ascii="Times New Roman" w:eastAsia="宋体" w:hAnsi="Times New Roman"/>
           <w:b w:val="false"/>
           <w:bCs w:val="false"/>
           <w:i w:val="false"/>
@@ -914,7 +914,7 @@
       </w:r>
       <w:r>
         <w:rPr>
-          <w:rFonts w:ascii="宋体" w:cs="宋体" w:eastAsia="宋体" w:hAnsi="宋体"/>
+          <w:rFonts w:ascii="Times New Roman" w:eastAsia="宋体" w:hAnsi="Times New Roman"/>
           <w:b w:val="false"/>
           <w:bCs w:val="false"/>
           <w:i w:val="false"/>
@@ -933,7 +933,7 @@
       </w:pPr>
       <w:r>
         <w:rPr>
-          <w:rFonts w:ascii="宋体" w:cs="宋体" w:eastAsia="宋体" w:hAnsi="宋体"/>
+          <w:rFonts w:ascii="Times New Roman" w:eastAsia="宋体" w:hAnsi="Times New Roman"/>
           <w:b/>
           <w:bCs/>
           <w:i w:val="false"/>
@@ -945,7 +945,7 @@
       </w:r>
       <w:r>
         <w:rPr>
-          <w:rFonts w:ascii="宋体" w:cs="宋体" w:eastAsia="宋体" w:hAnsi="宋体"/>
+          <w:rFonts w:ascii="Times New Roman" w:eastAsia="宋体" w:hAnsi="Times New Roman"/>
           <w:b w:val="false"/>
           <w:bCs w:val="false"/>
           <w:i w:val="false"/>
@@ -964,7 +964,7 @@
       </w:pPr>
       <w:r>
         <w:rPr>
-          <w:rFonts w:ascii="宋体" w:cs="宋体" w:eastAsia="宋体" w:hAnsi="宋体"/>
+          <w:rFonts w:ascii="Times New Roman" w:eastAsia="宋体" w:hAnsi="Times New Roman"/>
           <w:b/>
           <w:bCs/>
           <w:i w:val="false"/>
@@ -976,7 +976,7 @@
       </w:r>
       <w:r>
         <w:rPr>
-          <w:rFonts w:ascii="宋体" w:cs="宋体" w:eastAsia="宋体" w:hAnsi="宋体"/>
+          <w:rFonts w:ascii="Times New Roman" w:eastAsia="宋体" w:hAnsi="Times New Roman"/>
           <w:b w:val="false"/>
           <w:bCs w:val="false"/>
           <w:i w:val="false"/>
@@ -994,7 +994,7 @@
       </w:pPr>
       <w:r>
         <w:rPr>
-          <w:rFonts w:ascii="黑体" w:cs="黑体" w:eastAsia="黑体" w:hAnsi="黑体"/>
+          <w:rFonts w:ascii="Times New Roman" w:eastAsia="黑体" w:hAnsi="Times New Roman"/>
           <w:b/>
           <w:bCs/>
           <w:color w:val="000000"/>
@@ -1012,7 +1012,7 @@
       </w:pPr>
       <w:r>
         <w:rPr>
-          <w:rFonts w:ascii="宋体" w:cs="宋体" w:eastAsia="宋体" w:hAnsi="宋体"/>
+          <w:rFonts w:ascii="Times New Roman" w:eastAsia="宋体" w:hAnsi="Times New Roman"/>
           <w:b/>
           <w:bCs/>
           <w:i w:val="false"/>
@@ -1024,7 +1024,7 @@
       </w:r>
       <w:r>
         <w:rPr>
-          <w:rFonts w:ascii="宋体" w:cs="宋体" w:eastAsia="宋体" w:hAnsi="宋体"/>
+          <w:rFonts w:ascii="Times New Roman" w:eastAsia="宋体" w:hAnsi="Times New Roman"/>
           <w:b w:val="false"/>
           <w:bCs w:val="false"/>
           <w:i w:val="false"/>
@@ -1043,7 +1043,7 @@
       </w:pPr>
       <w:r>
         <w:rPr>
-          <w:rFonts w:ascii="宋体" w:cs="宋体" w:eastAsia="宋体" w:hAnsi="宋体"/>
+          <w:rFonts w:ascii="Times New Roman" w:eastAsia="宋体" w:hAnsi="Times New Roman"/>
           <w:b/>
           <w:bCs/>
           <w:i w:val="false"/>
@@ -1055,7 +1055,7 @@
       </w:r>
       <w:r>
         <w:rPr>
-          <w:rFonts w:ascii="宋体" w:cs="宋体" w:eastAsia="宋体" w:hAnsi="宋体"/>
+          <w:rFonts w:ascii="Times New Roman" w:eastAsia="宋体" w:hAnsi="Times New Roman"/>
           <w:b w:val="false"/>
           <w:bCs w:val="false"/>
           <w:i w:val="false"/>
@@ -1067,7 +1067,7 @@
       </w:r>
       <w:r>
         <w:rPr>
-          <w:rFonts w:ascii="宋体" w:cs="宋体" w:eastAsia="宋体" w:hAnsi="宋体"/>
+          <w:rFonts w:ascii="Times New Roman" w:eastAsia="宋体" w:hAnsi="Times New Roman"/>
           <w:b w:val="false"/>
           <w:bCs w:val="false"/>
           <w:i w:val="false"/>
@@ -1085,7 +1085,7 @@
       </w:r>
       <w:r>
         <w:rPr>
-          <w:rFonts w:ascii="宋体" w:cs="宋体" w:eastAsia="宋体" w:hAnsi="宋体"/>
+          <w:rFonts w:ascii="Times New Roman" w:eastAsia="宋体" w:hAnsi="Times New Roman"/>
           <w:b w:val="false"/>
           <w:bCs w:val="false"/>
           <w:i w:val="false"/>
@@ -1104,7 +1104,7 @@
       </w:pPr>
       <w:r>
         <w:rPr>
-          <w:rFonts w:ascii="宋体" w:cs="宋体" w:eastAsia="宋体" w:hAnsi="宋体"/>
+          <w:rFonts w:ascii="Times New Roman" w:eastAsia="宋体" w:hAnsi="Times New Roman"/>
           <w:b/>
           <w:bCs/>
           <w:i w:val="false"/>
@@ -1116,7 +1116,7 @@
       </w:r>
       <w:r>
         <w:rPr>
-          <w:rFonts w:ascii="宋体" w:cs="宋体" w:eastAsia="宋体" w:hAnsi="宋体"/>
+          <w:rFonts w:ascii="Times New Roman" w:eastAsia="宋体" w:hAnsi="Times New Roman"/>
           <w:b w:val="false"/>
           <w:bCs w:val="false"/>
           <w:i w:val="false"/>
@@ -1135,7 +1135,7 @@
       </w:pPr>
       <w:r>
         <w:rPr>
-          <w:rFonts w:ascii="宋体" w:cs="宋体" w:eastAsia="宋体" w:hAnsi="宋体"/>
+          <w:rFonts w:ascii="Times New Roman" w:eastAsia="宋体" w:hAnsi="Times New Roman"/>
           <w:b/>
           <w:bCs/>
           <w:i w:val="false"/>
@@ -1147,7 +1147,7 @@
       </w:r>
       <w:r>
         <w:rPr>
-          <w:rFonts w:ascii="宋体" w:cs="宋体" w:eastAsia="宋体" w:hAnsi="宋体"/>
+          <w:rFonts w:ascii="Times New Roman" w:eastAsia="宋体" w:hAnsi="Times New Roman"/>
           <w:b w:val="false"/>
           <w:bCs w:val="false"/>
           <w:i w:val="false"/>
@@ -1168,7 +1168,7 @@
       </w:pPr>
       <w:r>
         <w:rPr>
-          <w:rFonts w:ascii="黑体" w:cs="黑体" w:eastAsia="黑体" w:hAnsi="黑体"/>
+          <w:rFonts w:ascii="Times New Roman" w:eastAsia="黑体" w:hAnsi="Times New Roman"/>
           <w:b/>
           <w:bCs/>
           <w:color w:val="000000"/>
@@ -1185,7 +1185,7 @@
       </w:pPr>
       <w:r>
         <w:rPr>
-          <w:rFonts w:ascii="黑体" w:cs="黑体" w:eastAsia="黑体" w:hAnsi="黑体"/>
+          <w:rFonts w:ascii="Times New Roman" w:eastAsia="黑体" w:hAnsi="Times New Roman"/>
           <w:b/>
           <w:bCs/>
           <w:color w:val="000000"/>
@@ -1203,7 +1203,7 @@
       </w:pPr>
       <w:r>
         <w:rPr>
-          <w:rFonts w:ascii="宋体" w:cs="宋体" w:eastAsia="宋体" w:hAnsi="宋体"/>
+          <w:rFonts w:ascii="Times New Roman" w:eastAsia="宋体" w:hAnsi="Times New Roman"/>
           <w:b w:val="false"/>
           <w:bCs w:val="false"/>
           <w:i w:val="false"/>
@@ -1261,7 +1261,7 @@
             </w:pPr>
             <w:r>
               <w:rPr>
-                <w:rFonts w:ascii="宋体" w:cs="宋体" w:eastAsia="宋体" w:hAnsi="宋体"/>
+                <w:rFonts w:ascii="Times New Roman" w:eastAsia="宋体" w:hAnsi="Times New Roman"/>
                 <w:b/>
                 <w:bCs/>
                 <w:color w:val="FFFFFF"/>
@@ -1296,7 +1296,7 @@
             </w:pPr>
             <w:r>
               <w:rPr>
-                <w:rFonts w:ascii="宋体" w:cs="宋体" w:eastAsia="宋体" w:hAnsi="宋体"/>
+                <w:rFonts w:ascii="Times New Roman" w:eastAsia="宋体" w:hAnsi="Times New Roman"/>
                 <w:b/>
                 <w:bCs/>
                 <w:color w:val="FFFFFF"/>
@@ -1331,7 +1331,7 @@
             </w:pPr>
             <w:r>
               <w:rPr>
-                <w:rFonts w:ascii="宋体" w:cs="宋体" w:eastAsia="宋体" w:hAnsi="宋体"/>
+                <w:rFonts w:ascii="Times New Roman" w:eastAsia="宋体" w:hAnsi="Times New Roman"/>
                 <w:b/>
                 <w:bCs/>
                 <w:color w:val="FFFFFF"/>
@@ -1366,7 +1366,7 @@
             </w:pPr>
             <w:r>
               <w:rPr>
-                <w:rFonts w:ascii="宋体" w:cs="宋体" w:eastAsia="宋体" w:hAnsi="宋体"/>
+                <w:rFonts w:ascii="Times New Roman" w:eastAsia="宋体" w:hAnsi="Times New Roman"/>
                 <w:b/>
                 <w:bCs/>
                 <w:color w:val="FFFFFF"/>
@@ -1403,7 +1403,7 @@
             </w:pPr>
             <w:r>
               <w:rPr>
-                <w:rFonts w:ascii="宋体" w:cs="宋体" w:eastAsia="宋体" w:hAnsi="宋体"/>
+                <w:rFonts w:ascii="Times New Roman" w:eastAsia="宋体" w:hAnsi="Times New Roman"/>
                 <w:b w:val="false"/>
                 <w:bCs w:val="false"/>
                 <w:color w:val="222222"/>
@@ -1438,7 +1438,7 @@
             </w:pPr>
             <w:r>
               <w:rPr>
-                <w:rFonts w:ascii="宋体" w:cs="宋体" w:eastAsia="宋体" w:hAnsi="宋体"/>
+                <w:rFonts w:ascii="Times New Roman" w:eastAsia="宋体" w:hAnsi="Times New Roman"/>
                 <w:b w:val="false"/>
                 <w:bCs w:val="false"/>
                 <w:color w:val="222222"/>
@@ -1473,7 +1473,7 @@
             </w:pPr>
             <w:r>
               <w:rPr>
-                <w:rFonts w:ascii="宋体" w:cs="宋体" w:eastAsia="宋体" w:hAnsi="宋体"/>
+                <w:rFonts w:ascii="Times New Roman" w:eastAsia="宋体" w:hAnsi="Times New Roman"/>
                 <w:b w:val="false"/>
                 <w:bCs w:val="false"/>
                 <w:color w:val="222222"/>
@@ -1508,7 +1508,7 @@
             </w:pPr>
             <w:r>
               <w:rPr>
-                <w:rFonts w:ascii="宋体" w:cs="宋体" w:eastAsia="宋体" w:hAnsi="宋体"/>
+                <w:rFonts w:ascii="Times New Roman" w:eastAsia="宋体" w:hAnsi="Times New Roman"/>
                 <w:b w:val="false"/>
                 <w:bCs w:val="false"/>
                 <w:color w:val="222222"/>
@@ -1544,7 +1544,7 @@
             </w:pPr>
             <w:r>
               <w:rPr>
-                <w:rFonts w:ascii="宋体" w:cs="宋体" w:eastAsia="宋体" w:hAnsi="宋体"/>
+                <w:rFonts w:ascii="Times New Roman" w:eastAsia="宋体" w:hAnsi="Times New Roman"/>
                 <w:b w:val="false"/>
                 <w:bCs w:val="false"/>
                 <w:color w:val="222222"/>
@@ -1578,7 +1578,7 @@
             </w:pPr>
             <w:r>
               <w:rPr>
-                <w:rFonts w:ascii="宋体" w:cs="宋体" w:eastAsia="宋体" w:hAnsi="宋体"/>
+                <w:rFonts w:ascii="Times New Roman" w:eastAsia="宋体" w:hAnsi="Times New Roman"/>
                 <w:b w:val="false"/>
                 <w:bCs w:val="false"/>
                 <w:color w:val="222222"/>
@@ -1612,7 +1612,7 @@
             </w:pPr>
             <w:r>
               <w:rPr>
-                <w:rFonts w:ascii="宋体" w:cs="宋体" w:eastAsia="宋体" w:hAnsi="宋体"/>
+                <w:rFonts w:ascii="Times New Roman" w:eastAsia="宋体" w:hAnsi="Times New Roman"/>
                 <w:b w:val="false"/>
                 <w:bCs w:val="false"/>
                 <w:color w:val="222222"/>
@@ -1646,7 +1646,7 @@
             </w:pPr>
             <w:r>
               <w:rPr>
-                <w:rFonts w:ascii="宋体" w:cs="宋体" w:eastAsia="宋体" w:hAnsi="宋体"/>
+                <w:rFonts w:ascii="Times New Roman" w:eastAsia="宋体" w:hAnsi="Times New Roman"/>
                 <w:b w:val="false"/>
                 <w:bCs w:val="false"/>
                 <w:color w:val="222222"/>
@@ -1683,7 +1683,7 @@
             </w:pPr>
             <w:r>
               <w:rPr>
-                <w:rFonts w:ascii="宋体" w:cs="宋体" w:eastAsia="宋体" w:hAnsi="宋体"/>
+                <w:rFonts w:ascii="Times New Roman" w:eastAsia="宋体" w:hAnsi="Times New Roman"/>
                 <w:b w:val="false"/>
                 <w:bCs w:val="false"/>
                 <w:color w:val="222222"/>
@@ -1718,7 +1718,7 @@
             </w:pPr>
             <w:r>
               <w:rPr>
-                <w:rFonts w:ascii="宋体" w:cs="宋体" w:eastAsia="宋体" w:hAnsi="宋体"/>
+                <w:rFonts w:ascii="Times New Roman" w:eastAsia="宋体" w:hAnsi="Times New Roman"/>
                 <w:b w:val="false"/>
                 <w:bCs w:val="false"/>
                 <w:color w:val="222222"/>
@@ -1753,7 +1753,7 @@
             </w:pPr>
             <w:r>
               <w:rPr>
-                <w:rFonts w:ascii="宋体" w:cs="宋体" w:eastAsia="宋体" w:hAnsi="宋体"/>
+                <w:rFonts w:ascii="Times New Roman" w:eastAsia="宋体" w:hAnsi="Times New Roman"/>
                 <w:b w:val="false"/>
                 <w:bCs w:val="false"/>
                 <w:color w:val="222222"/>
@@ -1788,7 +1788,7 @@
             </w:pPr>
             <w:r>
               <w:rPr>
-                <w:rFonts w:ascii="宋体" w:cs="宋体" w:eastAsia="宋体" w:hAnsi="宋体"/>
+                <w:rFonts w:ascii="Times New Roman" w:eastAsia="宋体" w:hAnsi="Times New Roman"/>
                 <w:b w:val="false"/>
                 <w:bCs w:val="false"/>
                 <w:color w:val="222222"/>
@@ -1808,7 +1808,7 @@
       </w:pPr>
       <w:r>
         <w:rPr>
-          <w:rFonts w:ascii="黑体" w:cs="黑体" w:eastAsia="黑体" w:hAnsi="黑体"/>
+          <w:rFonts w:ascii="Times New Roman" w:eastAsia="黑体" w:hAnsi="Times New Roman"/>
           <w:b/>
           <w:bCs/>
           <w:color w:val="000000"/>
@@ -1826,7 +1826,7 @@
       </w:pPr>
       <w:r>
         <w:rPr>
-          <w:rFonts w:ascii="宋体" w:cs="宋体" w:eastAsia="宋体" w:hAnsi="宋体"/>
+          <w:rFonts w:ascii="Times New Roman" w:eastAsia="宋体" w:hAnsi="Times New Roman"/>
           <w:b w:val="false"/>
           <w:bCs w:val="false"/>
           <w:i w:val="false"/>
@@ -1890,7 +1890,7 @@
       </w:pPr>
       <w:r>
         <w:rPr>
-          <w:rFonts w:ascii="宋体" w:cs="宋体" w:eastAsia="宋体" w:hAnsi="宋体"/>
+          <w:rFonts w:ascii="Times New Roman" w:eastAsia="宋体" w:hAnsi="Times New Roman"/>
           <w:color w:val="595959"/>
           <w:sz w:val="18"/>
           <w:szCs w:val="18"/>
@@ -1905,7 +1905,7 @@
       </w:pPr>
       <w:r>
         <w:rPr>
-          <w:rFonts w:ascii="黑体" w:cs="黑体" w:eastAsia="黑体" w:hAnsi="黑体"/>
+          <w:rFonts w:ascii="Times New Roman" w:eastAsia="黑体" w:hAnsi="Times New Roman"/>
           <w:b/>
           <w:bCs/>
           <w:color w:val="000000"/>
@@ -1926,7 +1926,7 @@
       </w:pPr>
       <w:r>
         <w:rPr>
-          <w:rFonts w:ascii="宋体" w:cs="宋体" w:eastAsia="宋体" w:hAnsi="宋体"/>
+          <w:rFonts w:ascii="Times New Roman" w:eastAsia="宋体" w:hAnsi="Times New Roman"/>
           <w:b/>
           <w:bCs/>
           <w:i w:val="false"/>
@@ -1939,7 +1939,7 @@
       </w:r>
       <w:r>
         <w:rPr>
-          <w:rFonts w:ascii="宋体" w:cs="宋体" w:eastAsia="宋体" w:hAnsi="宋体"/>
+          <w:rFonts w:ascii="Times New Roman" w:eastAsia="宋体" w:hAnsi="Times New Roman"/>
           <w:b w:val="false"/>
           <w:bCs w:val="false"/>
           <w:i w:val="false"/>
@@ -1961,7 +1961,7 @@
       </w:pPr>
       <w:r>
         <w:rPr>
-          <w:rFonts w:ascii="宋体" w:cs="宋体" w:eastAsia="宋体" w:hAnsi="宋体"/>
+          <w:rFonts w:ascii="Times New Roman" w:eastAsia="宋体" w:hAnsi="Times New Roman"/>
           <w:b/>
           <w:bCs/>
           <w:i w:val="false"/>
@@ -1974,7 +1974,7 @@
       </w:r>
       <w:r>
         <w:rPr>
-          <w:rFonts w:ascii="宋体" w:cs="宋体" w:eastAsia="宋体" w:hAnsi="宋体"/>
+          <w:rFonts w:ascii="Times New Roman" w:eastAsia="宋体" w:hAnsi="Times New Roman"/>
           <w:b w:val="false"/>
           <w:bCs w:val="false"/>
           <w:i w:val="false"/>
@@ -1995,7 +1995,7 @@
       </w:pPr>
       <w:r>
         <w:rPr>
-          <w:rFonts w:ascii="黑体" w:cs="黑体" w:eastAsia="黑体" w:hAnsi="黑体"/>
+          <w:rFonts w:ascii="Times New Roman" w:eastAsia="黑体" w:hAnsi="Times New Roman"/>
           <w:b/>
           <w:bCs/>
           <w:color w:val="000000"/>
@@ -2013,7 +2013,7 @@
       </w:pPr>
       <w:r>
         <w:rPr>
-          <w:rFonts w:ascii="宋体" w:cs="宋体" w:eastAsia="宋体" w:hAnsi="宋体"/>
+          <w:rFonts w:ascii="Times New Roman" w:eastAsia="宋体" w:hAnsi="Times New Roman"/>
           <w:b w:val="false"/>
           <w:bCs w:val="false"/>
           <w:i w:val="false"/>
@@ -2034,7 +2034,7 @@
       </w:pPr>
       <w:r>
         <w:rPr>
-          <w:rFonts w:ascii="黑体" w:cs="黑体" w:eastAsia="黑体" w:hAnsi="黑体"/>
+          <w:rFonts w:ascii="Times New Roman" w:eastAsia="黑体" w:hAnsi="Times New Roman"/>
           <w:b/>
           <w:bCs/>
           <w:color w:val="000000"/>
@@ -2051,7 +2051,7 @@
       </w:pPr>
       <w:r>
         <w:rPr>
-          <w:rFonts w:ascii="黑体" w:cs="黑体" w:eastAsia="黑体" w:hAnsi="黑体"/>
+          <w:rFonts w:ascii="Times New Roman" w:eastAsia="黑体" w:hAnsi="Times New Roman"/>
           <w:b/>
           <w:bCs/>
           <w:color w:val="000000"/>
@@ -2108,7 +2108,7 @@
             </w:pPr>
             <w:r>
               <w:rPr>
-                <w:rFonts w:ascii="宋体" w:cs="宋体" w:eastAsia="宋体" w:hAnsi="宋体"/>
+                <w:rFonts w:ascii="Times New Roman" w:eastAsia="宋体" w:hAnsi="Times New Roman"/>
                 <w:b/>
                 <w:bCs/>
                 <w:color w:val="FFFFFF"/>
@@ -2143,7 +2143,7 @@
             </w:pPr>
             <w:r>
               <w:rPr>
-                <w:rFonts w:ascii="宋体" w:cs="宋体" w:eastAsia="宋体" w:hAnsi="宋体"/>
+                <w:rFonts w:ascii="Times New Roman" w:eastAsia="宋体" w:hAnsi="Times New Roman"/>
                 <w:b/>
                 <w:bCs/>
                 <w:color w:val="FFFFFF"/>
@@ -2178,7 +2178,7 @@
             </w:pPr>
             <w:r>
               <w:rPr>
-                <w:rFonts w:ascii="宋体" w:cs="宋体" w:eastAsia="宋体" w:hAnsi="宋体"/>
+                <w:rFonts w:ascii="Times New Roman" w:eastAsia="宋体" w:hAnsi="Times New Roman"/>
                 <w:b/>
                 <w:bCs/>
                 <w:color w:val="FFFFFF"/>
@@ -2213,7 +2213,7 @@
             </w:pPr>
             <w:r>
               <w:rPr>
-                <w:rFonts w:ascii="宋体" w:cs="宋体" w:eastAsia="宋体" w:hAnsi="宋体"/>
+                <w:rFonts w:ascii="Times New Roman" w:eastAsia="宋体" w:hAnsi="Times New Roman"/>
                 <w:b/>
                 <w:bCs/>
                 <w:color w:val="FFFFFF"/>
@@ -2250,7 +2250,7 @@
             </w:pPr>
             <w:r>
               <w:rPr>
-                <w:rFonts w:ascii="宋体" w:cs="宋体" w:eastAsia="宋体" w:hAnsi="宋体"/>
+                <w:rFonts w:ascii="Times New Roman" w:eastAsia="宋体" w:hAnsi="Times New Roman"/>
                 <w:b w:val="false"/>
                 <w:bCs w:val="false"/>
                 <w:color w:val="222222"/>
@@ -2285,7 +2285,7 @@
             </w:pPr>
             <w:r>
               <w:rPr>
-                <w:rFonts w:ascii="宋体" w:cs="宋体" w:eastAsia="宋体" w:hAnsi="宋体"/>
+                <w:rFonts w:ascii="Times New Roman" w:eastAsia="宋体" w:hAnsi="Times New Roman"/>
                 <w:b w:val="false"/>
                 <w:bCs w:val="false"/>
                 <w:color w:val="222222"/>
@@ -2320,7 +2320,7 @@
             </w:pPr>
             <w:r>
               <w:rPr>
-                <w:rFonts w:ascii="宋体" w:cs="宋体" w:eastAsia="宋体" w:hAnsi="宋体"/>
+                <w:rFonts w:ascii="Times New Roman" w:eastAsia="宋体" w:hAnsi="Times New Roman"/>
                 <w:b w:val="false"/>
                 <w:bCs w:val="false"/>
                 <w:color w:val="222222"/>
@@ -2355,7 +2355,7 @@
             </w:pPr>
             <w:r>
               <w:rPr>
-                <w:rFonts w:ascii="宋体" w:cs="宋体" w:eastAsia="宋体" w:hAnsi="宋体"/>
+                <w:rFonts w:ascii="Times New Roman" w:eastAsia="宋体" w:hAnsi="Times New Roman"/>
                 <w:b w:val="false"/>
                 <w:bCs w:val="false"/>
                 <w:color w:val="222222"/>
@@ -2391,7 +2391,7 @@
             </w:pPr>
             <w:r>
               <w:rPr>
-                <w:rFonts w:ascii="宋体" w:cs="宋体" w:eastAsia="宋体" w:hAnsi="宋体"/>
+                <w:rFonts w:ascii="Times New Roman" w:eastAsia="宋体" w:hAnsi="Times New Roman"/>
                 <w:b w:val="false"/>
                 <w:bCs w:val="false"/>
                 <w:color w:val="222222"/>
@@ -2425,7 +2425,7 @@
             </w:pPr>
             <w:r>
               <w:rPr>
-                <w:rFonts w:ascii="宋体" w:cs="宋体" w:eastAsia="宋体" w:hAnsi="宋体"/>
+                <w:rFonts w:ascii="Times New Roman" w:eastAsia="宋体" w:hAnsi="Times New Roman"/>
                 <w:b w:val="false"/>
                 <w:bCs w:val="false"/>
                 <w:color w:val="222222"/>
@@ -2459,7 +2459,7 @@
             </w:pPr>
             <w:r>
               <w:rPr>
-                <w:rFonts w:ascii="宋体" w:cs="宋体" w:eastAsia="宋体" w:hAnsi="宋体"/>
+                <w:rFonts w:ascii="Times New Roman" w:eastAsia="宋体" w:hAnsi="Times New Roman"/>
                 <w:b w:val="false"/>
                 <w:bCs w:val="false"/>
                 <w:color w:val="222222"/>
@@ -2493,7 +2493,7 @@
             </w:pPr>
             <w:r>
               <w:rPr>
-                <w:rFonts w:ascii="宋体" w:cs="宋体" w:eastAsia="宋体" w:hAnsi="宋体"/>
+                <w:rFonts w:ascii="Times New Roman" w:eastAsia="宋体" w:hAnsi="Times New Roman"/>
                 <w:b w:val="false"/>
                 <w:bCs w:val="false"/>
                 <w:color w:val="222222"/>
@@ -2513,7 +2513,7 @@
       </w:pPr>
       <w:r>
         <w:rPr>
-          <w:rFonts w:ascii="黑体" w:cs="黑体" w:eastAsia="黑体" w:hAnsi="黑体"/>
+          <w:rFonts w:ascii="Times New Roman" w:eastAsia="黑体" w:hAnsi="Times New Roman"/>
           <w:b/>
           <w:bCs/>
           <w:color w:val="000000"/>
@@ -2531,7 +2531,7 @@
       </w:pPr>
       <w:r>
         <w:rPr>
-          <w:rFonts w:ascii="宋体" w:cs="宋体" w:eastAsia="宋体" w:hAnsi="宋体"/>
+          <w:rFonts w:ascii="Times New Roman" w:eastAsia="宋体" w:hAnsi="Times New Roman"/>
           <w:b w:val="false"/>
           <w:bCs w:val="false"/>
           <w:i w:val="false"/>
@@ -2605,7 +2605,7 @@
     </w:pPr>
     <w:r>
       <w:rPr>
-        <w:rFonts w:ascii="宋体" w:cs="宋体" w:eastAsia="宋体" w:hAnsi="宋体"/>
+        <w:rFonts w:ascii="Times New Roman" w:eastAsia="宋体" w:hAnsi="Times New Roman"/>
         <w:color w:val="333333"/>
         <w:sz w:val="21"/>
         <w:szCs w:val="21"/>
@@ -2620,7 +2620,7 @@
     </w:pPr>
     <w:r>
       <w:rPr>
-        <w:rFonts w:ascii="宋体" w:cs="宋体" w:eastAsia="宋体" w:hAnsi="宋体"/>
+        <w:rFonts w:ascii="Times New Roman" w:eastAsia="宋体" w:hAnsi="Times New Roman"/>
         <w:color w:val="333333"/>
         <w:sz w:val="21"/>
         <w:szCs w:val="21"/>
@@ -2635,7 +2635,7 @@
     </w:pPr>
     <w:r>
       <w:rPr>
-        <w:rFonts w:ascii="宋体" w:cs="宋体" w:eastAsia="宋体" w:hAnsi="宋体"/>
+        <w:rFonts w:ascii="Times New Roman" w:eastAsia="宋体" w:hAnsi="Times New Roman"/>
         <w:color w:val="333333"/>
         <w:sz w:val="21"/>
         <w:szCs w:val="21"/>
@@ -2650,7 +2650,7 @@
     </w:pPr>
     <w:r>
       <w:rPr>
-        <w:rFonts w:ascii="宋体" w:cs="宋体" w:eastAsia="宋体" w:hAnsi="宋体"/>
+        <w:rFonts w:ascii="Times New Roman" w:eastAsia="宋体" w:hAnsi="Times New Roman"/>
         <w:color w:val="333333"/>
         <w:sz w:val="21"/>
         <w:szCs w:val="21"/>
@@ -2665,7 +2665,7 @@
     </w:pPr>
     <w:r>
       <w:rPr>
-        <w:rFonts w:ascii="宋体" w:cs="宋体" w:eastAsia="宋体" w:hAnsi="宋体"/>
+        <w:rFonts w:ascii="Times New Roman" w:eastAsia="宋体" w:hAnsi="Times New Roman"/>
         <w:color w:val="333333"/>
         <w:sz w:val="21"/>
         <w:szCs w:val="21"/>
@@ -2684,7 +2684,7 @@
     </w:pPr>
     <w:r>
       <w:rPr>
-        <w:rFonts w:ascii="宋体" w:cs="宋体" w:eastAsia="宋体" w:hAnsi="宋体"/>
+        <w:rFonts w:ascii="Times New Roman" w:eastAsia="宋体" w:hAnsi="Times New Roman"/>
         <w:color w:val="595959"/>
         <w:sz w:val="18"/>
         <w:szCs w:val="18"/>
@@ -2693,7 +2693,7 @@
     </w:r>
     <w:r>
       <w:rPr>
-        <w:rFonts w:ascii="宋体" w:cs="宋体" w:eastAsia="宋体" w:hAnsi="宋体"/>
+        <w:rFonts w:ascii="Times New Roman" w:eastAsia="宋体" w:hAnsi="Times New Roman"/>
         <w:color w:val="595959"/>
         <w:sz w:val="18"/>
         <w:szCs w:val="18"/>
@@ -2705,7 +2705,7 @@
     </w:r>
     <w:r>
       <w:rPr>
-        <w:rFonts w:ascii="宋体" w:cs="宋体" w:eastAsia="宋体" w:hAnsi="宋体"/>
+        <w:rFonts w:ascii="Times New Roman" w:eastAsia="宋体" w:hAnsi="Times New Roman"/>
         <w:color w:val="595959"/>
         <w:sz w:val="18"/>
         <w:szCs w:val="18"/>
@@ -2714,7 +2714,7 @@
     </w:r>
     <w:r>
       <w:rPr>
-        <w:rFonts w:ascii="宋体" w:cs="宋体" w:eastAsia="宋体" w:hAnsi="宋体"/>
+        <w:rFonts w:ascii="Times New Roman" w:eastAsia="宋体" w:hAnsi="Times New Roman"/>
         <w:color w:val="595959"/>
         <w:sz w:val="18"/>
         <w:szCs w:val="18"/>
@@ -2726,7 +2726,7 @@
     </w:r>
     <w:r>
       <w:rPr>
-        <w:rFonts w:ascii="宋体" w:cs="宋体" w:eastAsia="宋体" w:hAnsi="宋体"/>
+        <w:rFonts w:ascii="Times New Roman" w:eastAsia="宋体" w:hAnsi="Times New Roman"/>
         <w:color w:val="595959"/>
         <w:sz w:val="18"/>
         <w:szCs w:val="18"/>
@@ -2784,13 +2784,13 @@
       </w:r>
       <w:r>
         <w:rPr>
-          <w:rFonts w:ascii="宋体" w:cs="宋体" w:eastAsia="宋体" w:hAnsi="宋体"/>
+          <w:rFonts w:ascii="Times New Roman" w:eastAsia="宋体" w:hAnsi="Times New Roman"/>
           <w:sz w:val="18"/>
           <w:szCs w:val="18"/>
         </w:rPr>
         <w:t xml:space="preserve">（2021）示01民初0001号·北京互联网法院　北大法宝：</w:t>
       </w:r>
-      <w:hyperlink w:history="1" r:id="rIdorzxr6f87d9ku86nimp0f">
+      <w:hyperlink w:history="1" r:id="rIdkcd92kybol15vwwb-_hsc">
         <w:r>
           <w:rPr>
             <w:rFonts w:ascii="Times New Roman" w:cs="Times New Roman" w:eastAsia="Times New Roman" w:hAnsi="Times New Roman"/>
@@ -2817,13 +2817,13 @@
       </w:r>
       <w:r>
         <w:rPr>
-          <w:rFonts w:ascii="宋体" w:cs="宋体" w:eastAsia="宋体" w:hAnsi="宋体"/>
+          <w:rFonts w:ascii="Times New Roman" w:eastAsia="宋体" w:hAnsi="Times New Roman"/>
           <w:sz w:val="18"/>
           <w:szCs w:val="18"/>
         </w:rPr>
         <w:t xml:space="preserve">（2022）示01民初0042号·北京互联网法院　北大法宝：</w:t>
       </w:r>
-      <w:hyperlink w:history="1" r:id="rIdmgt_b7dcifmhvdgy40x9k">
+      <w:hyperlink w:history="1" r:id="rIdzmjmxde4hstjuz3wyspjv">
         <w:r>
           <w:rPr>
             <w:rFonts w:ascii="Times New Roman" w:cs="Times New Roman" w:eastAsia="Times New Roman" w:hAnsi="Times New Roman"/>
@@ -2850,13 +2850,13 @@
       </w:r>
       <w:r>
         <w:rPr>
-          <w:rFonts w:ascii="宋体" w:cs="宋体" w:eastAsia="宋体" w:hAnsi="宋体"/>
+          <w:rFonts w:ascii="Times New Roman" w:eastAsia="宋体" w:hAnsi="Times New Roman"/>
           <w:sz w:val="18"/>
           <w:szCs w:val="18"/>
         </w:rPr>
         <w:t xml:space="preserve">（2023）示73民初0256号·广州互联网法院　北大法宝：</w:t>
       </w:r>
-      <w:hyperlink w:history="1" r:id="rIdu_psaaodbckj-5lodb4go">
+      <w:hyperlink w:history="1" r:id="rIdufpxfau07jsgbesdxiy4k">
         <w:r>
           <w:rPr>
             <w:rFonts w:ascii="Times New Roman" w:cs="Times New Roman" w:eastAsia="Times New Roman" w:hAnsi="Times New Roman"/>
@@ -2883,13 +2883,13 @@
       </w:r>
       <w:r>
         <w:rPr>
-          <w:rFonts w:ascii="宋体" w:cs="宋体" w:eastAsia="宋体" w:hAnsi="宋体"/>
+          <w:rFonts w:ascii="Times New Roman" w:eastAsia="宋体" w:hAnsi="Times New Roman"/>
           <w:sz w:val="18"/>
           <w:szCs w:val="18"/>
         </w:rPr>
         <w:t xml:space="preserve">（2024）示01民终0009号·北京知识产权法院　北大法宝：</w:t>
       </w:r>
-      <w:hyperlink w:history="1" r:id="rId0mxc7dnqrn37o-lqe3_8s">
+      <w:hyperlink w:history="1" r:id="rIdclodqg5dajjbfxsialqet">
         <w:r>
           <w:rPr>
             <w:rFonts w:ascii="Times New Roman" w:cs="Times New Roman" w:eastAsia="Times New Roman" w:hAnsi="Times New Roman"/>
@@ -2916,13 +2916,13 @@
       </w:r>
       <w:r>
         <w:rPr>
-          <w:rFonts w:ascii="宋体" w:cs="宋体" w:eastAsia="宋体" w:hAnsi="宋体"/>
+          <w:rFonts w:ascii="Times New Roman" w:eastAsia="宋体" w:hAnsi="Times New Roman"/>
           <w:sz w:val="18"/>
           <w:szCs w:val="18"/>
         </w:rPr>
         <w:t xml:space="preserve">（2023）示88民初0061号·杭州互联网法院　北大法宝：</w:t>
       </w:r>
-      <w:hyperlink w:history="1" r:id="rIdoys_etnkrgna_nc92q4r9">
+      <w:hyperlink w:history="1" r:id="rIdj1ay2wjgvlmwh-kxssa_a">
         <w:r>
           <w:rPr>
             <w:rFonts w:ascii="Times New Roman" w:cs="Times New Roman" w:eastAsia="Times New Roman" w:hAnsi="Times New Roman"/>
@@ -2949,13 +2949,13 @@
       </w:r>
       <w:r>
         <w:rPr>
-          <w:rFonts w:ascii="宋体" w:cs="宋体" w:eastAsia="宋体" w:hAnsi="宋体"/>
+          <w:rFonts w:ascii="Times New Roman" w:eastAsia="宋体" w:hAnsi="Times New Roman"/>
           <w:sz w:val="18"/>
           <w:szCs w:val="18"/>
         </w:rPr>
         <w:t xml:space="preserve">（2022）示71民初0108号·上海市浦东新区人民法院　北大法宝：</w:t>
       </w:r>
-      <w:hyperlink w:history="1" r:id="rIdn5bo7knelj-nuwlknzo6l">
+      <w:hyperlink w:history="1" r:id="rIdphcvydyqdtjomoohpeecv">
         <w:r>
           <w:rPr>
             <w:rFonts w:ascii="Times New Roman" w:cs="Times New Roman" w:eastAsia="Times New Roman" w:hAnsi="Times New Roman"/>
@@ -2983,7 +2983,7 @@
     </w:pPr>
     <w:r>
       <w:rPr>
-        <w:rFonts w:ascii="宋体" w:cs="宋体" w:eastAsia="宋体" w:hAnsi="宋体"/>
+        <w:rFonts w:ascii="Times New Roman" w:eastAsia="宋体" w:hAnsi="Times New Roman"/>
         <w:color w:val="595959"/>
         <w:sz w:val="16"/>
         <w:szCs w:val="16"/>
@@ -3115,7 +3115,7 @@
   <w:docDefaults>
     <w:rPrDefault>
       <w:rPr>
-        <w:rFonts w:ascii="宋体" w:cs="宋体" w:eastAsia="宋体" w:hAnsi="宋体"/>
+        <w:rFonts w:ascii="Times New Roman" w:eastAsia="宋体" w:hAnsi="Times New Roman"/>
         <w:sz w:val="24"/>
         <w:szCs w:val="24"/>
       </w:rPr>
@@ -3303,7 +3303,7 @@
       <w:outlineLvl w:val="0"/>
     </w:pPr>
     <w:rPr>
-      <w:rFonts w:ascii="黑体" w:cs="黑体" w:eastAsia="黑体" w:hAnsi="黑体"/>
+      <w:rFonts w:ascii="Times New Roman" w:eastAsia="黑体" w:hAnsi="Times New Roman"/>
       <w:b/>
       <w:bCs/>
       <w:sz w:val="32"/>
@@ -3320,7 +3320,7 @@
       <w:outlineLvl w:val="1"/>
     </w:pPr>
     <w:rPr>
-      <w:rFonts w:ascii="黑体" w:cs="黑体" w:eastAsia="黑体" w:hAnsi="黑体"/>
+      <w:rFonts w:ascii="Times New Roman" w:eastAsia="黑体" w:hAnsi="Times New Roman"/>
       <w:b/>
       <w:bCs/>
       <w:sz w:val="28"/>
@@ -3337,7 +3337,7 @@
       <w:outlineLvl w:val="2"/>
     </w:pPr>
     <w:rPr>
-      <w:rFonts w:ascii="黑体" w:cs="黑体" w:eastAsia="黑体" w:hAnsi="黑体"/>
+      <w:rFonts w:ascii="Times New Roman" w:eastAsia="黑体" w:hAnsi="Times New Roman"/>
       <w:b/>
       <w:bCs/>
       <w:sz w:val="26"/>

--- a/examples/demo_算法推荐短视频侵权/output/短视频侵权案件-类案检索报告-20260607.docx
+++ b/examples/demo_算法推荐短视频侵权/output/短视频侵权案件-类案检索报告-20260607.docx
@@ -148,7 +148,7 @@
           <w:sz w:val="24"/>
           <w:szCs w:val="24"/>
         </w:rPr>
-        <w:t xml:space="preserve">本报告以"短视频平台经算法推荐机制传播用户上传的侵权影视切条"为基准案情，就"侵害作品信息网络传播权纠纷"案由检索并分析普通案例 6 件，沿"平台侵权认定—技术中立/避风港抗辩—通知与必要措施"三条争点主线梳理裁判规则。核心发现如下：</w:t>
+        <w:t xml:space="preserve">本报告以「短视频平台经算法推荐机制传播用户上传的侵权影视切条」为基准案情，就「侵害作品信息网络传播权纠纷」案由检索并分析普通案例 6 件，沿「平台侵权认定—技术中立/避风港抗辩—通知与必要措施」三条争点主线梳理裁判规则。核心发现如下：</w:t>
       </w:r>
     </w:p>
     <w:p>
@@ -238,7 +238,7 @@
           <w:sz w:val="24"/>
           <w:szCs w:val="24"/>
         </w:rPr>
-        <w:t xml:space="preserve">"通知—删除"已不等于"通知—必要措施"。</w:t>
+        <w:t xml:space="preserve">"通知—删除"已不等于「通知—必要措施」。</w:t>
       </w:r>
       <w:r>
         <w:rPr>
@@ -272,7 +272,7 @@
           <w:sz w:val="24"/>
           <w:szCs w:val="24"/>
         </w:rPr>
-        <w:t xml:space="preserve">避风港规则仍有适用空间，但以"权属+已尽必要措施"为前提。</w:t>
+        <w:t xml:space="preserve">避风港规则仍有适用空间，但以「权属+已尽必要措施」为前提。</w:t>
       </w:r>
       <w:r>
         <w:rPr>
@@ -435,7 +435,7 @@
           <w:sz w:val="24"/>
           <w:szCs w:val="24"/>
         </w:rPr>
-        <w:t xml:space="preserve">本研究案由为"侵害作品信息网络传播权纠纷"，基准案情为短视频平台经算法推荐机制传播用户上传的未经授权影视切条、权利人通知后平台处置不足。检索地域覆盖北京、上海、广东、浙江，文书类型限于判决书。经去重与相关度筛查，纳入分析的普通案例 6 件，另有公报、指导案例 2 件列入附录权威案例索引。</w:t>
+        <w:t xml:space="preserve">本研究案由为「侵害作品信息网络传播权纠纷」，基准案情为短视频平台经算法推荐机制传播用户上传的未经授权影视切条、权利人通知后平台处置不足。检索地域覆盖北京、上海、广东、浙江，文书类型限于判决书。经去重与相关度筛查，纳入分析的普通案例 6 件，另有公报、指导案例 2 件列入附录权威案例索引。</w:t>
       </w:r>
     </w:p>
     <w:p>
@@ -783,7 +783,7 @@
           <w:sz w:val="24"/>
           <w:szCs w:val="24"/>
         </w:rPr>
-        <w:t xml:space="preserve"> 平台地位的认定已从"是否提供存储空间"转向"是否对传播具有组织、控制与获益"；算法推荐的介入是抬高注意义务的关键变量。</w:t>
+        <w:t xml:space="preserve"> 平台地位的认定已从「是否提供存储空间」转向"是否对传播具有组织、控制与获益"；算法推荐的介入是抬高注意义务的关键变量。</w:t>
       </w:r>
     </w:p>
     <w:p>
@@ -800,7 +800,7 @@
           <w:sz w:val="28"/>
           <w:szCs w:val="28"/>
         </w:rPr>
-        <w:t xml:space="preserve">（二）算法推荐对"技术中立/避风港"抗辩的影响</w:t>
+        <w:t xml:space="preserve">（二）算法推荐对「技术中立/避风港」抗辩的影响</w:t>
       </w:r>
     </w:p>
     <w:p>
@@ -831,7 +831,7 @@
           <w:sz w:val="24"/>
           <w:szCs w:val="24"/>
         </w:rPr>
-        <w:t xml:space="preserve"> 平台普遍以"算法推荐为中立技术、不针对特定内容"以及"信息存储空间+避风港"为抗辩。争点在于：算法推荐这一事实，是否削弱乃至排除上述抗辩的成立。</w:t>
+        <w:t xml:space="preserve"> 平台普遍以"算法推荐为中立技术、不针对特定内容"以及「信息存储空间+避风港」为抗辩。争点在于：算法推荐这一事实，是否削弱乃至排除上述抗辩的成立。</w:t>
       </w:r>
     </w:p>
     <w:p>
@@ -984,7 +984,7 @@
           <w:sz w:val="24"/>
           <w:szCs w:val="24"/>
         </w:rPr>
-        <w:t xml:space="preserve"> "技术中立"在算法推荐场景下几近失灵；避风港规则则退守为"以已尽必要措施为前提"的有限免责。</w:t>
+        <w:t xml:space="preserve"> "技术中立"在算法推荐场景下几近失灵；避风港规则则退守为「以已尽必要措施为前提」的有限免责。</w:t>
       </w:r>
     </w:p>
     <w:p>
@@ -1001,7 +1001,7 @@
           <w:sz w:val="28"/>
           <w:szCs w:val="28"/>
         </w:rPr>
-        <w:t xml:space="preserve">（三）"通知—必要措施"义务是否履行到位</w:t>
+        <w:t xml:space="preserve">（三）「通知—必要措施」义务是否履行到位</w:t>
       </w:r>
     </w:p>
     <w:p>
@@ -1032,7 +1032,7 @@
           <w:sz w:val="24"/>
           <w:szCs w:val="24"/>
         </w:rPr>
-        <w:t xml:space="preserve"> 《民法典》第一千一百九十五条、第一千一百九十七条确立"通知—必要措施"规则。核心争点是：平台仅删除通知所列链接，是否即等于"已采取必要措施"。</w:t>
+        <w:t xml:space="preserve"> 《民法典》第一千一百九十五条、第一千一百九十七条确立「通知—必要措施」规则。核心争点是：平台仅删除通知所列链接，是否即等于"已采取必要措施"。</w:t>
       </w:r>
     </w:p>
     <w:p>
@@ -1155,7 +1155,7 @@
           <w:sz w:val="24"/>
           <w:szCs w:val="24"/>
         </w:rPr>
-        <w:t xml:space="preserve"> "通知—删除"正升级为"通知—必要措施"；过滤、屏蔽等主动措施的有无与有效性，成为责任成立与赔偿数额的关键。</w:t>
+        <w:t xml:space="preserve"> "通知—删除"正升级为「通知—必要措施」；过滤、屏蔽等主动措施的有无与有效性，成为责任成立与赔偿数额的关键。</w:t>
       </w:r>
     </w:p>
     <w:p>
@@ -1947,7 +1947,7 @@
           <w:sz w:val="24"/>
           <w:szCs w:val="24"/>
         </w:rPr>
-        <w:t xml:space="preserve"> 通知应尽量具体到作品与可识别的同源切条，并保留平台"通知后仍可检索/推荐"的证据，以击破"已尽必要措施"抗辩；就平台算法加权、专题聚合、搜索联想给词等"主动行为"举证，以瓦解技术中立抗辩。</w:t>
+        <w:t xml:space="preserve"> 通知应尽量具体到作品与可识别的同源切条，并保留平台「通知后仍可检索/推荐」的证据，以击破"已尽必要措施"抗辩；就平台算法加权、专题聚合、搜索联想给词等"主动行为"举证，以瓦解技术中立抗辩。</w:t>
       </w:r>
     </w:p>
     <w:p>
@@ -1982,7 +1982,7 @@
           <w:sz w:val="24"/>
           <w:szCs w:val="24"/>
         </w:rPr>
-        <w:t xml:space="preserve"> 权属审查与"删除+过滤+屏蔽"的组合措施是免责的现实路径；单纯删除通知链接已难称"必要措施"。</w:t>
+        <w:t xml:space="preserve"> 权属审查与「删除+过滤+屏蔽」的组合措施是免责的现实路径；单纯删除通知链接已难称"必要措施"。</w:t>
       </w:r>
     </w:p>
     <w:p>
@@ -2021,7 +2021,7 @@
           <w:sz w:val="24"/>
           <w:szCs w:val="24"/>
         </w:rPr>
-        <w:t xml:space="preserve">在算法推荐场景下，短视频平台的角色正从"中立通道"向"对传播负有较高注意义务的组织者"演化。"技术中立"抗辩几近失灵，避风港规则退守为以"已尽必要措施"为前提的有限免责，"通知—删除"亦升级为"通知—必要措施"。鉴于本批样本量有限（N=6），上述为裁判取向的归纳，不作占比定论或显著性推断；后续可扩大样本以验证趋势。数据来源：本报告样本（N=6）。</w:t>
+        <w:t xml:space="preserve">在算法推荐场景下，短视频平台的角色正从"中立通道"向「对传播负有较高注意义务的组织者」演化。"技术中立"抗辩几近失灵，避风港规则退守为以"已尽必要措施"为前提的有限免责，"通知—删除"亦升级为「通知—必要措施」。鉴于本批样本量有限（N=6），上述为裁判取向的归纳，不作占比定论或显著性推断；后续可扩大样本以验证趋势。数据来源：本报告样本（N=6）。</w:t>
       </w:r>
     </w:p>
     <w:p>
@@ -2539,7 +2539,7 @@
           <w:sz w:val="24"/>
           <w:szCs w:val="24"/>
         </w:rPr>
-        <w:t xml:space="preserve">本报告样本经"案情要素抽取—争点体系搭建—三层关键词检索—去重与相关度筛查—字段编码—描述性统计与出图—全文驱动深度写作"流程产出。样本量有限时，定量部分仅作描述性呈现、不作显著性推断，分组样本不足时不作分组差异比较。全部案件数据来自检索样本池，引用案号均可溯源。本附录数据为合成演示数据，详见 `examples/DISCLAIMER.md`。</w:t>
+        <w:t xml:space="preserve">本报告样本经「案情要素抽取—争点体系搭建—三层关键词检索—去重与相关度筛查—字段编码—描述性统计与出图—全文驱动深度写作」流程产出。样本量有限时，定量部分仅作描述性呈现、不作显著性推断，分组样本不足时不作分组差异比较。全部案件数据来自检索样本池，引用案号均可溯源。本附录数据为合成演示数据，详见 `examples/DISCLAIMER.md`。</w:t>
       </w:r>
     </w:p>
     <w:sectPr>
@@ -2790,7 +2790,7 @@
         </w:rPr>
         <w:t xml:space="preserve">（2021）示01民初0001号·北京互联网法院　北大法宝：</w:t>
       </w:r>
-      <w:hyperlink w:history="1" r:id="rIdkcd92kybol15vwwb-_hsc">
+      <w:hyperlink w:history="1" r:id="rIdcrkuprlmnh-iuqx_n014z">
         <w:r>
           <w:rPr>
             <w:rFonts w:ascii="Times New Roman" w:cs="Times New Roman" w:eastAsia="Times New Roman" w:hAnsi="Times New Roman"/>
@@ -2823,7 +2823,7 @@
         </w:rPr>
         <w:t xml:space="preserve">（2022）示01民初0042号·北京互联网法院　北大法宝：</w:t>
       </w:r>
-      <w:hyperlink w:history="1" r:id="rIdzmjmxde4hstjuz3wyspjv">
+      <w:hyperlink w:history="1" r:id="rIdoqzeiyctct9vjj2kihbav">
         <w:r>
           <w:rPr>
             <w:rFonts w:ascii="Times New Roman" w:cs="Times New Roman" w:eastAsia="Times New Roman" w:hAnsi="Times New Roman"/>
@@ -2856,7 +2856,7 @@
         </w:rPr>
         <w:t xml:space="preserve">（2023）示73民初0256号·广州互联网法院　北大法宝：</w:t>
       </w:r>
-      <w:hyperlink w:history="1" r:id="rIdufpxfau07jsgbesdxiy4k">
+      <w:hyperlink w:history="1" r:id="rIdfy-yz9uxmnbvjicnrf97k">
         <w:r>
           <w:rPr>
             <w:rFonts w:ascii="Times New Roman" w:cs="Times New Roman" w:eastAsia="Times New Roman" w:hAnsi="Times New Roman"/>
@@ -2889,7 +2889,7 @@
         </w:rPr>
         <w:t xml:space="preserve">（2024）示01民终0009号·北京知识产权法院　北大法宝：</w:t>
       </w:r>
-      <w:hyperlink w:history="1" r:id="rIdclodqg5dajjbfxsialqet">
+      <w:hyperlink w:history="1" r:id="rIdcpe2pvyblshk7gguhzino">
         <w:r>
           <w:rPr>
             <w:rFonts w:ascii="Times New Roman" w:cs="Times New Roman" w:eastAsia="Times New Roman" w:hAnsi="Times New Roman"/>
@@ -2922,7 +2922,7 @@
         </w:rPr>
         <w:t xml:space="preserve">（2023）示88民初0061号·杭州互联网法院　北大法宝：</w:t>
       </w:r>
-      <w:hyperlink w:history="1" r:id="rIdj1ay2wjgvlmwh-kxssa_a">
+      <w:hyperlink w:history="1" r:id="rIdtbkueqgz_sgtca2m8uas4">
         <w:r>
           <w:rPr>
             <w:rFonts w:ascii="Times New Roman" w:cs="Times New Roman" w:eastAsia="Times New Roman" w:hAnsi="Times New Roman"/>
@@ -2955,7 +2955,7 @@
         </w:rPr>
         <w:t xml:space="preserve">（2022）示71民初0108号·上海市浦东新区人民法院　北大法宝：</w:t>
       </w:r>
-      <w:hyperlink w:history="1" r:id="rIdphcvydyqdtjomoohpeecv">
+      <w:hyperlink w:history="1" r:id="rId5bw0s9hkqfflbp8kvnzyi">
         <w:r>
           <w:rPr>
             <w:rFonts w:ascii="Times New Roman" w:cs="Times New Roman" w:eastAsia="Times New Roman" w:hAnsi="Times New Roman"/>

--- a/examples/demo_算法推荐短视频侵权/output/短视频侵权案件-类案检索报告-20260607.docx
+++ b/examples/demo_算法推荐短视频侵权/output/短视频侵权案件-类案检索报告-20260607.docx
@@ -148,7 +148,7 @@
           <w:sz w:val="24"/>
           <w:szCs w:val="24"/>
         </w:rPr>
-        <w:t xml:space="preserve">本报告以「短视频平台经算法推荐机制传播用户上传的侵权影视切条」为基准案情，就「侵害作品信息网络传播权纠纷」案由检索并分析普通案例 6 件，沿「平台侵权认定—技术中立/避风港抗辩—通知与必要措施」三条争点主线梳理裁判规则。核心发现如下：</w:t>
+        <w:t xml:space="preserve">本报告以短视频平台经算法推荐机制传播用户上传的侵权影视切条为基准案情，就「侵害作品信息网络传播权纠纷」案由检索并分析普通案例 6 件，沿平台侵权认定—技术中立/避风港抗辩—通知与必要措施三条争点主线梳理裁判规则。核心发现如下：</w:t>
       </w:r>
     </w:p>
     <w:p>
@@ -2539,7 +2539,7 @@
           <w:sz w:val="24"/>
           <w:szCs w:val="24"/>
         </w:rPr>
-        <w:t xml:space="preserve">本报告样本经「案情要素抽取—争点体系搭建—三层关键词检索—去重与相关度筛查—字段编码—描述性统计与出图—全文驱动深度写作」流程产出。样本量有限时，定量部分仅作描述性呈现、不作显著性推断，分组样本不足时不作分组差异比较。全部案件数据来自检索样本池，引用案号均可溯源。本附录数据为合成演示数据，详见 `examples/DISCLAIMER.md`。</w:t>
+        <w:t xml:space="preserve">本报告样本经案情要素抽取—争点体系搭建—三层关键词检索—去重与相关度筛查—字段编码—描述性统计与出图—全文驱动深度写作流程产出。样本量有限时，定量部分仅作描述性呈现、不作显著性推断，分组样本不足时不作分组差异比较。全部案件数据来自检索样本池，引用案号均可溯源。本附录数据为合成演示数据，详见 `examples/DISCLAIMER.md`。</w:t>
       </w:r>
     </w:p>
     <w:sectPr>
@@ -2790,7 +2790,7 @@
         </w:rPr>
         <w:t xml:space="preserve">（2021）示01民初0001号·北京互联网法院　北大法宝：</w:t>
       </w:r>
-      <w:hyperlink w:history="1" r:id="rIdcrkuprlmnh-iuqx_n014z">
+      <w:hyperlink w:history="1" r:id="rIdizf5pocekeunu9fcrpzgq">
         <w:r>
           <w:rPr>
             <w:rFonts w:ascii="Times New Roman" w:cs="Times New Roman" w:eastAsia="Times New Roman" w:hAnsi="Times New Roman"/>
@@ -2823,7 +2823,7 @@
         </w:rPr>
         <w:t xml:space="preserve">（2022）示01民初0042号·北京互联网法院　北大法宝：</w:t>
       </w:r>
-      <w:hyperlink w:history="1" r:id="rIdoqzeiyctct9vjj2kihbav">
+      <w:hyperlink w:history="1" r:id="rIdilkijfifqcakjbrimdd4v">
         <w:r>
           <w:rPr>
             <w:rFonts w:ascii="Times New Roman" w:cs="Times New Roman" w:eastAsia="Times New Roman" w:hAnsi="Times New Roman"/>
@@ -2856,7 +2856,7 @@
         </w:rPr>
         <w:t xml:space="preserve">（2023）示73民初0256号·广州互联网法院　北大法宝：</w:t>
       </w:r>
-      <w:hyperlink w:history="1" r:id="rIdfy-yz9uxmnbvjicnrf97k">
+      <w:hyperlink w:history="1" r:id="rIdar_kclqpk39sxfek6qxnw">
         <w:r>
           <w:rPr>
             <w:rFonts w:ascii="Times New Roman" w:cs="Times New Roman" w:eastAsia="Times New Roman" w:hAnsi="Times New Roman"/>
@@ -2889,7 +2889,7 @@
         </w:rPr>
         <w:t xml:space="preserve">（2024）示01民终0009号·北京知识产权法院　北大法宝：</w:t>
       </w:r>
-      <w:hyperlink w:history="1" r:id="rIdcpe2pvyblshk7gguhzino">
+      <w:hyperlink w:history="1" r:id="rIdtjgoy-rrwmz52l0ce26vi">
         <w:r>
           <w:rPr>
             <w:rFonts w:ascii="Times New Roman" w:cs="Times New Roman" w:eastAsia="Times New Roman" w:hAnsi="Times New Roman"/>
@@ -2922,7 +2922,7 @@
         </w:rPr>
         <w:t xml:space="preserve">（2023）示88民初0061号·杭州互联网法院　北大法宝：</w:t>
       </w:r>
-      <w:hyperlink w:history="1" r:id="rIdtbkueqgz_sgtca2m8uas4">
+      <w:hyperlink w:history="1" r:id="rIdv82u5pllbg1k_x4oeblfj">
         <w:r>
           <w:rPr>
             <w:rFonts w:ascii="Times New Roman" w:cs="Times New Roman" w:eastAsia="Times New Roman" w:hAnsi="Times New Roman"/>
@@ -2955,7 +2955,7 @@
         </w:rPr>
         <w:t xml:space="preserve">（2022）示71民初0108号·上海市浦东新区人民法院　北大法宝：</w:t>
       </w:r>
-      <w:hyperlink w:history="1" r:id="rId5bw0s9hkqfflbp8kvnzyi">
+      <w:hyperlink w:history="1" r:id="rIdwxlnf8tezxyjvqe1ohetb">
         <w:r>
           <w:rPr>
             <w:rFonts w:ascii="Times New Roman" w:cs="Times New Roman" w:eastAsia="Times New Roman" w:hAnsi="Times New Roman"/>
